--- a/public/legal/dpa.docx
+++ b/public/legal/dpa.docx
@@ -2,7 +2,33 @@
 <file path=word/document.xml><?xml version="1.0" encoding="utf-8"?>
 <w:document xmlns:w="http://schemas.openxmlformats.org/wordprocessingml/2006/main" xmlns:m="http://schemas.openxmlformats.org/officeDocument/2006/math" xmlns:r="http://schemas.openxmlformats.org/officeDocument/2006/relationships" xmlns:o="urn:schemas-microsoft-com:office:office" xmlns:v="urn:schemas-microsoft-com:vml" xmlns:w10="urn:schemas-microsoft-com:office:word" xmlns:a="http://schemas.openxmlformats.org/drawingml/2006/main" xmlns:pic="http://schemas.openxmlformats.org/drawingml/2006/picture" xmlns:wp="http://schemas.openxmlformats.org/drawingml/2006/wordprocessingDrawing">
   <w:body>
-    <w:bookmarkStart w:id="58" w:name="X5cb09b515f1ed86b3b20f166bbffcb54d5e7564"/>
+    <w:sdt>
+      <w:sdtPr>
+        <w:docPartObj>
+          <w:docPartGallery w:val="Table of Contents"/>
+          <w:docPartUnique/>
+        </w:docPartObj>
+      </w:sdtPr>
+      <w:sdtContent>
+        <w:p>
+          <w:pPr>
+            <w:pStyle w:val="TOCHeading"/>
+          </w:pPr>
+          <w:r>
+            <w:t xml:space="preserve">Table of Contents</w:t>
+          </w:r>
+        </w:p>
+        <w:p>
+          <w:r>
+            <w:fldChar w:fldCharType="begin" w:dirty="true"/>
+            <w:instrText xml:space="preserve">TOC \o "1-2" \h \z \u</w:instrText>
+            <w:fldChar w:fldCharType="separate"/>
+            <w:fldChar w:fldCharType="end"/>
+          </w:r>
+        </w:p>
+      </w:sdtContent>
+    </w:sdt>
+    <w:bookmarkStart w:id="69" w:name="X5cb09b515f1ed86b3b20f166bbffcb54d5e7564"/>
     <w:p>
       <w:pPr>
         <w:pStyle w:val="Heading1"/>
@@ -17,8 +43,8 @@
       </w:pPr>
       <w:r>
         <w:rPr>
-          <w:b/>
-          <w:bCs/>
+          <w:bCs/>
+          <w:b/>
         </w:rPr>
         <w:t xml:space="preserve">Version:</w:t>
       </w:r>
@@ -35,8 +61,8 @@
       </w:pPr>
       <w:r>
         <w:rPr>
-          <w:b/>
-          <w:bCs/>
+          <w:bCs/>
+          <w:b/>
         </w:rPr>
         <w:t xml:space="preserve">This is a template DPA for execution with PureTask’s vendors and service providers</w:t>
       </w:r>
@@ -52,68 +78,107 @@
         <w:pStyle w:val="BodyText"/>
       </w:pPr>
       <w:r>
-        <w:t xml:space="preserve">This Data Processing Addendum (this “</w:t>
-      </w:r>
-      <w:r>
-        <w:rPr>
-          <w:b/>
-          <w:bCs/>
+        <w:t xml:space="preserve">This Data Processing Addendum (this</w:t>
+      </w:r>
+      <w:r>
+        <w:t xml:space="preserve"> </w:t>
+      </w:r>
+      <w:r>
+        <w:t xml:space="preserve">“</w:t>
+      </w:r>
+      <w:r>
+        <w:rPr>
+          <w:bCs/>
+          <w:b/>
         </w:rPr>
         <w:t xml:space="preserve">DPA</w:t>
       </w:r>
       <w:r>
-        <w:t xml:space="preserve">”) is entered into between</w:t>
-      </w:r>
-      <w:r>
-        <w:t xml:space="preserve"> </w:t>
-      </w:r>
-      <w:r>
-        <w:rPr>
-          <w:b/>
-          <w:bCs/>
+        <w:t xml:space="preserve">”</w:t>
+      </w:r>
+      <w:r>
+        <w:t xml:space="preserve">) is entered into between</w:t>
+      </w:r>
+      <w:r>
+        <w:t xml:space="preserve"> </w:t>
+      </w:r>
+      <w:r>
+        <w:rPr>
+          <w:bCs/>
+          <w:b/>
         </w:rPr>
         <w:t xml:space="preserve">PureTask LLC</w:t>
       </w:r>
       <w:r>
-        <w:t xml:space="preserve">, a California limited liability company (“</w:t>
-      </w:r>
-      <w:r>
-        <w:rPr>
-          <w:b/>
-          <w:bCs/>
+        <w:t xml:space="preserve">, a California limited liability company (</w:t>
+      </w:r>
+      <w:r>
+        <w:t xml:space="preserve">“</w:t>
+      </w:r>
+      <w:r>
+        <w:rPr>
+          <w:bCs/>
+          <w:b/>
         </w:rPr>
         <w:t xml:space="preserve">Business</w:t>
       </w:r>
       <w:r>
-        <w:t xml:space="preserve">,” “</w:t>
-      </w:r>
-      <w:r>
-        <w:rPr>
-          <w:b/>
-          <w:bCs/>
+        <w:t xml:space="preserve">,</w:t>
+      </w:r>
+      <w:r>
+        <w:t xml:space="preserve">”</w:t>
+      </w:r>
+      <w:r>
+        <w:t xml:space="preserve"> </w:t>
+      </w:r>
+      <w:r>
+        <w:t xml:space="preserve">“</w:t>
+      </w:r>
+      <w:r>
+        <w:rPr>
+          <w:bCs/>
+          <w:b/>
         </w:rPr>
         <w:t xml:space="preserve">Controller</w:t>
       </w:r>
       <w:r>
-        <w:t xml:space="preserve">,” or “</w:t>
-      </w:r>
-      <w:r>
-        <w:rPr>
-          <w:b/>
-          <w:bCs/>
+        <w:t xml:space="preserve">,</w:t>
+      </w:r>
+      <w:r>
+        <w:t xml:space="preserve">”</w:t>
+      </w:r>
+      <w:r>
+        <w:t xml:space="preserve"> </w:t>
+      </w:r>
+      <w:r>
+        <w:t xml:space="preserve">or</w:t>
+      </w:r>
+      <w:r>
+        <w:t xml:space="preserve"> </w:t>
+      </w:r>
+      <w:r>
+        <w:t xml:space="preserve">“</w:t>
+      </w:r>
+      <w:r>
+        <w:rPr>
+          <w:bCs/>
+          <w:b/>
         </w:rPr>
         <w:t xml:space="preserve">PureTask</w:t>
       </w:r>
       <w:r>
-        <w:t xml:space="preserve">”), and</w:t>
-      </w:r>
-      <w:r>
-        <w:t xml:space="preserve"> </w:t>
-      </w:r>
-      <w:r>
-        <w:rPr>
-          <w:b/>
-          <w:bCs/>
+        <w:t xml:space="preserve">”</w:t>
+      </w:r>
+      <w:r>
+        <w:t xml:space="preserve">), and</w:t>
+      </w:r>
+      <w:r>
+        <w:t xml:space="preserve"> </w:t>
+      </w:r>
+      <w:r>
+        <w:rPr>
+          <w:bCs/>
+          <w:b/>
         </w:rPr>
         <w:t xml:space="preserve">[VENDOR LEGAL NAME]</w:t>
       </w:r>
@@ -125,8 +190,8 @@
       </w:r>
       <w:r>
         <w:rPr>
-          <w:b/>
-          <w:bCs/>
+          <w:bCs/>
+          <w:b/>
         </w:rPr>
         <w:t xml:space="preserve">[VENDOR ENTITY TYPE AND JURISDICTION]</w:t>
       </w:r>
@@ -134,37 +199,67 @@
         <w:t xml:space="preserve"> </w:t>
       </w:r>
       <w:r>
-        <w:t xml:space="preserve">(“</w:t>
-      </w:r>
-      <w:r>
-        <w:rPr>
-          <w:b/>
-          <w:bCs/>
+        <w:t xml:space="preserve">(</w:t>
+      </w:r>
+      <w:r>
+        <w:t xml:space="preserve">“</w:t>
+      </w:r>
+      <w:r>
+        <w:rPr>
+          <w:bCs/>
+          <w:b/>
         </w:rPr>
         <w:t xml:space="preserve">Service Provider</w:t>
       </w:r>
       <w:r>
-        <w:t xml:space="preserve">,” “</w:t>
-      </w:r>
-      <w:r>
-        <w:rPr>
-          <w:b/>
-          <w:bCs/>
+        <w:t xml:space="preserve">,</w:t>
+      </w:r>
+      <w:r>
+        <w:t xml:space="preserve">”</w:t>
+      </w:r>
+      <w:r>
+        <w:t xml:space="preserve"> </w:t>
+      </w:r>
+      <w:r>
+        <w:t xml:space="preserve">“</w:t>
+      </w:r>
+      <w:r>
+        <w:rPr>
+          <w:bCs/>
+          <w:b/>
         </w:rPr>
         <w:t xml:space="preserve">Processor</w:t>
       </w:r>
       <w:r>
-        <w:t xml:space="preserve">,” or “</w:t>
-      </w:r>
-      <w:r>
-        <w:rPr>
-          <w:b/>
-          <w:bCs/>
+        <w:t xml:space="preserve">,</w:t>
+      </w:r>
+      <w:r>
+        <w:t xml:space="preserve">”</w:t>
+      </w:r>
+      <w:r>
+        <w:t xml:space="preserve"> </w:t>
+      </w:r>
+      <w:r>
+        <w:t xml:space="preserve">or</w:t>
+      </w:r>
+      <w:r>
+        <w:t xml:space="preserve"> </w:t>
+      </w:r>
+      <w:r>
+        <w:t xml:space="preserve">“</w:t>
+      </w:r>
+      <w:r>
+        <w:rPr>
+          <w:bCs/>
+          <w:b/>
         </w:rPr>
         <w:t xml:space="preserve">Vendor</w:t>
       </w:r>
       <w:r>
-        <w:t xml:space="preserve">”).</w:t>
+        <w:t xml:space="preserve">”</w:t>
+      </w:r>
+      <w:r>
+        <w:t xml:space="preserve">).</w:t>
       </w:r>
     </w:p>
     <w:p>
@@ -172,17 +267,26 @@
         <w:pStyle w:val="BodyText"/>
       </w:pPr>
       <w:r>
-        <w:t xml:space="preserve">This DPA supplements the underlying agreement between PureTask and Vendor (the “</w:t>
-      </w:r>
-      <w:r>
-        <w:rPr>
-          <w:b/>
-          <w:bCs/>
+        <w:t xml:space="preserve">This DPA supplements the underlying agreement between PureTask and Vendor (the</w:t>
+      </w:r>
+      <w:r>
+        <w:t xml:space="preserve"> </w:t>
+      </w:r>
+      <w:r>
+        <w:t xml:space="preserve">“</w:t>
+      </w:r>
+      <w:r>
+        <w:rPr>
+          <w:bCs/>
+          <w:b/>
         </w:rPr>
         <w:t xml:space="preserve">Principal Agreement</w:t>
       </w:r>
       <w:r>
-        <w:t xml:space="preserve">”). In the event of any conflict between the Principal Agreement and this DPA with respect to Personal Information, this DPA controls.</w:t>
+        <w:t xml:space="preserve">”</w:t>
+      </w:r>
+      <w:r>
+        <w:t xml:space="preserve">). In the event of any conflict between the Principal Agreement and this DPA with respect to Personal Information, this DPA controls.</w:t>
       </w:r>
     </w:p>
     <w:p>
@@ -191,8 +295,8 @@
       </w:pPr>
       <w:r>
         <w:rPr>
-          <w:b/>
-          <w:bCs/>
+          <w:bCs/>
+          <w:b/>
         </w:rPr>
         <w:t xml:space="preserve">Effective Date:</w:t>
       </w:r>
@@ -210,7 +314,7 @@
         </w:pict>
       </w:r>
     </w:p>
-    <w:bookmarkStart w:id="9" w:name="definitions"/>
+    <w:bookmarkStart w:id="20" w:name="definitions"/>
     <w:p>
       <w:pPr>
         <w:pStyle w:val="Heading2"/>
@@ -229,18 +333,32 @@
     </w:p>
     <w:p>
       <w:pPr>
-        <w:pStyle w:val="Compact"/>
         <w:numPr>
           <w:ilvl w:val="0"/>
           <w:numId w:val="1001"/>
         </w:numPr>
-      </w:pPr>
-      <w:r>
-        <w:rPr>
-          <w:b/>
-          <w:bCs/>
-        </w:rPr>
-        <w:t xml:space="preserve">“Applicable Privacy Laws”</w:t>
+        <w:pStyle w:val="Compact"/>
+      </w:pPr>
+      <w:r>
+        <w:rPr>
+          <w:bCs/>
+          <w:b/>
+        </w:rPr>
+        <w:t xml:space="preserve">“</w:t>
+      </w:r>
+      <w:r>
+        <w:rPr>
+          <w:bCs/>
+          <w:b/>
+        </w:rPr>
+        <w:t xml:space="preserve">Applicable Privacy Laws</w:t>
+      </w:r>
+      <w:r>
+        <w:rPr>
+          <w:bCs/>
+          <w:b/>
+        </w:rPr>
+        <w:t xml:space="preserve">”</w:t>
       </w:r>
       <w:r>
         <w:t xml:space="preserve"> </w:t>
@@ -253,8 +371,8 @@
       </w:r>
       <w:r>
         <w:rPr>
-          <w:b/>
-          <w:bCs/>
+          <w:bCs/>
+          <w:b/>
         </w:rPr>
         <w:t xml:space="preserve">California Consumer Privacy Act / California Privacy Rights Act (CCPA/CPRA), Cal. Civ. Code § 1798.100 et seq.</w:t>
       </w:r>
@@ -266,8 +384,8 @@
       </w:r>
       <w:r>
         <w:rPr>
-          <w:b/>
-          <w:bCs/>
+          <w:bCs/>
+          <w:b/>
         </w:rPr>
         <w:t xml:space="preserve">Texas Data Privacy and Security Act (TDPSA), Tex. Bus. &amp; Com. Code Ch. 541</w:t>
       </w:r>
@@ -279,8 +397,8 @@
       </w:r>
       <w:r>
         <w:rPr>
-          <w:b/>
-          <w:bCs/>
+          <w:bCs/>
+          <w:b/>
         </w:rPr>
         <w:t xml:space="preserve">Florida Digital Bill of Rights (FDBR), Fla. Stat. § 501.701 et seq.</w:t>
       </w:r>
@@ -292,8 +410,8 @@
       </w:r>
       <w:r>
         <w:rPr>
-          <w:b/>
-          <w:bCs/>
+          <w:bCs/>
+          <w:b/>
         </w:rPr>
         <w:t xml:space="preserve">EU General Data Protection Regulation 2016/679 (GDPR)</w:t>
       </w:r>
@@ -308,8 +426,8 @@
       </w:r>
       <w:r>
         <w:rPr>
-          <w:b/>
-          <w:bCs/>
+          <w:bCs/>
+          <w:b/>
         </w:rPr>
         <w:t xml:space="preserve">UK GDPR</w:t>
       </w:r>
@@ -322,18 +440,326 @@
     </w:p>
     <w:p>
       <w:pPr>
-        <w:pStyle w:val="Compact"/>
         <w:numPr>
           <w:ilvl w:val="0"/>
           <w:numId w:val="1001"/>
         </w:numPr>
-      </w:pPr>
-      <w:r>
-        <w:rPr>
-          <w:b/>
-          <w:bCs/>
-        </w:rPr>
-        <w:t xml:space="preserve">“Business,” “Controller,” “Service Provider,” “Contractor,” “Processor,” “Sub-Processor,” “Personal Information,” “Sensitive Personal Information,” “Sell,” “Share,” and “Process”</w:t>
+        <w:pStyle w:val="Compact"/>
+      </w:pPr>
+      <w:r>
+        <w:rPr>
+          <w:bCs/>
+          <w:b/>
+        </w:rPr>
+        <w:t xml:space="preserve">“</w:t>
+      </w:r>
+      <w:r>
+        <w:rPr>
+          <w:bCs/>
+          <w:b/>
+        </w:rPr>
+        <w:t xml:space="preserve">Business,</w:t>
+      </w:r>
+      <w:r>
+        <w:rPr>
+          <w:bCs/>
+          <w:b/>
+        </w:rPr>
+        <w:t xml:space="preserve">”</w:t>
+      </w:r>
+      <w:r>
+        <w:rPr>
+          <w:bCs/>
+          <w:b/>
+        </w:rPr>
+        <w:t xml:space="preserve"> </w:t>
+      </w:r>
+      <w:r>
+        <w:rPr>
+          <w:bCs/>
+          <w:b/>
+        </w:rPr>
+        <w:t xml:space="preserve">“</w:t>
+      </w:r>
+      <w:r>
+        <w:rPr>
+          <w:bCs/>
+          <w:b/>
+        </w:rPr>
+        <w:t xml:space="preserve">Controller,</w:t>
+      </w:r>
+      <w:r>
+        <w:rPr>
+          <w:bCs/>
+          <w:b/>
+        </w:rPr>
+        <w:t xml:space="preserve">”</w:t>
+      </w:r>
+      <w:r>
+        <w:rPr>
+          <w:bCs/>
+          <w:b/>
+        </w:rPr>
+        <w:t xml:space="preserve"> </w:t>
+      </w:r>
+      <w:r>
+        <w:rPr>
+          <w:bCs/>
+          <w:b/>
+        </w:rPr>
+        <w:t xml:space="preserve">“</w:t>
+      </w:r>
+      <w:r>
+        <w:rPr>
+          <w:bCs/>
+          <w:b/>
+        </w:rPr>
+        <w:t xml:space="preserve">Service Provider,</w:t>
+      </w:r>
+      <w:r>
+        <w:rPr>
+          <w:bCs/>
+          <w:b/>
+        </w:rPr>
+        <w:t xml:space="preserve">”</w:t>
+      </w:r>
+      <w:r>
+        <w:rPr>
+          <w:bCs/>
+          <w:b/>
+        </w:rPr>
+        <w:t xml:space="preserve"> </w:t>
+      </w:r>
+      <w:r>
+        <w:rPr>
+          <w:bCs/>
+          <w:b/>
+        </w:rPr>
+        <w:t xml:space="preserve">“</w:t>
+      </w:r>
+      <w:r>
+        <w:rPr>
+          <w:bCs/>
+          <w:b/>
+        </w:rPr>
+        <w:t xml:space="preserve">Contractor,</w:t>
+      </w:r>
+      <w:r>
+        <w:rPr>
+          <w:bCs/>
+          <w:b/>
+        </w:rPr>
+        <w:t xml:space="preserve">”</w:t>
+      </w:r>
+      <w:r>
+        <w:rPr>
+          <w:bCs/>
+          <w:b/>
+        </w:rPr>
+        <w:t xml:space="preserve"> </w:t>
+      </w:r>
+      <w:r>
+        <w:rPr>
+          <w:bCs/>
+          <w:b/>
+        </w:rPr>
+        <w:t xml:space="preserve">“</w:t>
+      </w:r>
+      <w:r>
+        <w:rPr>
+          <w:bCs/>
+          <w:b/>
+        </w:rPr>
+        <w:t xml:space="preserve">Processor,</w:t>
+      </w:r>
+      <w:r>
+        <w:rPr>
+          <w:bCs/>
+          <w:b/>
+        </w:rPr>
+        <w:t xml:space="preserve">”</w:t>
+      </w:r>
+      <w:r>
+        <w:rPr>
+          <w:bCs/>
+          <w:b/>
+        </w:rPr>
+        <w:t xml:space="preserve"> </w:t>
+      </w:r>
+      <w:r>
+        <w:rPr>
+          <w:bCs/>
+          <w:b/>
+        </w:rPr>
+        <w:t xml:space="preserve">“</w:t>
+      </w:r>
+      <w:r>
+        <w:rPr>
+          <w:bCs/>
+          <w:b/>
+        </w:rPr>
+        <w:t xml:space="preserve">Sub-Processor,</w:t>
+      </w:r>
+      <w:r>
+        <w:rPr>
+          <w:bCs/>
+          <w:b/>
+        </w:rPr>
+        <w:t xml:space="preserve">”</w:t>
+      </w:r>
+      <w:r>
+        <w:rPr>
+          <w:bCs/>
+          <w:b/>
+        </w:rPr>
+        <w:t xml:space="preserve"> </w:t>
+      </w:r>
+      <w:r>
+        <w:rPr>
+          <w:bCs/>
+          <w:b/>
+        </w:rPr>
+        <w:t xml:space="preserve">“</w:t>
+      </w:r>
+      <w:r>
+        <w:rPr>
+          <w:bCs/>
+          <w:b/>
+        </w:rPr>
+        <w:t xml:space="preserve">Personal Information,</w:t>
+      </w:r>
+      <w:r>
+        <w:rPr>
+          <w:bCs/>
+          <w:b/>
+        </w:rPr>
+        <w:t xml:space="preserve">”</w:t>
+      </w:r>
+      <w:r>
+        <w:rPr>
+          <w:bCs/>
+          <w:b/>
+        </w:rPr>
+        <w:t xml:space="preserve"> </w:t>
+      </w:r>
+      <w:r>
+        <w:rPr>
+          <w:bCs/>
+          <w:b/>
+        </w:rPr>
+        <w:t xml:space="preserve">“</w:t>
+      </w:r>
+      <w:r>
+        <w:rPr>
+          <w:bCs/>
+          <w:b/>
+        </w:rPr>
+        <w:t xml:space="preserve">Sensitive Personal Information,</w:t>
+      </w:r>
+      <w:r>
+        <w:rPr>
+          <w:bCs/>
+          <w:b/>
+        </w:rPr>
+        <w:t xml:space="preserve">”</w:t>
+      </w:r>
+      <w:r>
+        <w:rPr>
+          <w:bCs/>
+          <w:b/>
+        </w:rPr>
+        <w:t xml:space="preserve"> </w:t>
+      </w:r>
+      <w:r>
+        <w:rPr>
+          <w:bCs/>
+          <w:b/>
+        </w:rPr>
+        <w:t xml:space="preserve">“</w:t>
+      </w:r>
+      <w:r>
+        <w:rPr>
+          <w:bCs/>
+          <w:b/>
+        </w:rPr>
+        <w:t xml:space="preserve">Sell,</w:t>
+      </w:r>
+      <w:r>
+        <w:rPr>
+          <w:bCs/>
+          <w:b/>
+        </w:rPr>
+        <w:t xml:space="preserve">”</w:t>
+      </w:r>
+      <w:r>
+        <w:rPr>
+          <w:bCs/>
+          <w:b/>
+        </w:rPr>
+        <w:t xml:space="preserve"> </w:t>
+      </w:r>
+      <w:r>
+        <w:rPr>
+          <w:bCs/>
+          <w:b/>
+        </w:rPr>
+        <w:t xml:space="preserve">“</w:t>
+      </w:r>
+      <w:r>
+        <w:rPr>
+          <w:bCs/>
+          <w:b/>
+        </w:rPr>
+        <w:t xml:space="preserve">Share,</w:t>
+      </w:r>
+      <w:r>
+        <w:rPr>
+          <w:bCs/>
+          <w:b/>
+        </w:rPr>
+        <w:t xml:space="preserve">”</w:t>
+      </w:r>
+      <w:r>
+        <w:rPr>
+          <w:bCs/>
+          <w:b/>
+        </w:rPr>
+        <w:t xml:space="preserve"> </w:t>
+      </w:r>
+      <w:r>
+        <w:rPr>
+          <w:bCs/>
+          <w:b/>
+        </w:rPr>
+        <w:t xml:space="preserve">and</w:t>
+      </w:r>
+      <w:r>
+        <w:rPr>
+          <w:bCs/>
+          <w:b/>
+        </w:rPr>
+        <w:t xml:space="preserve"> </w:t>
+      </w:r>
+      <w:r>
+        <w:rPr>
+          <w:bCs/>
+          <w:b/>
+        </w:rPr>
+        <w:t xml:space="preserve">“</w:t>
+      </w:r>
+      <w:r>
+        <w:rPr>
+          <w:bCs/>
+          <w:b/>
+        </w:rPr>
+        <w:t xml:space="preserve">Process</w:t>
+      </w:r>
+      <w:r>
+        <w:rPr>
+          <w:bCs/>
+          <w:b/>
+        </w:rPr>
+        <w:t xml:space="preserve">”</w:t>
       </w:r>
       <w:r>
         <w:t xml:space="preserve"> </w:t>
@@ -344,18 +770,32 @@
     </w:p>
     <w:p>
       <w:pPr>
-        <w:pStyle w:val="Compact"/>
         <w:numPr>
           <w:ilvl w:val="0"/>
           <w:numId w:val="1001"/>
         </w:numPr>
-      </w:pPr>
-      <w:r>
-        <w:rPr>
-          <w:b/>
-          <w:bCs/>
-        </w:rPr>
-        <w:t xml:space="preserve">“Data Subject”</w:t>
+        <w:pStyle w:val="Compact"/>
+      </w:pPr>
+      <w:r>
+        <w:rPr>
+          <w:bCs/>
+          <w:b/>
+        </w:rPr>
+        <w:t xml:space="preserve">“</w:t>
+      </w:r>
+      <w:r>
+        <w:rPr>
+          <w:bCs/>
+          <w:b/>
+        </w:rPr>
+        <w:t xml:space="preserve">Data Subject</w:t>
+      </w:r>
+      <w:r>
+        <w:rPr>
+          <w:bCs/>
+          <w:b/>
+        </w:rPr>
+        <w:t xml:space="preserve">”</w:t>
       </w:r>
       <w:r>
         <w:t xml:space="preserve"> </w:t>
@@ -366,18 +806,32 @@
     </w:p>
     <w:p>
       <w:pPr>
-        <w:pStyle w:val="Compact"/>
         <w:numPr>
           <w:ilvl w:val="0"/>
           <w:numId w:val="1001"/>
         </w:numPr>
-      </w:pPr>
-      <w:r>
-        <w:rPr>
-          <w:b/>
-          <w:bCs/>
-        </w:rPr>
-        <w:t xml:space="preserve">“Permitted Purpose”</w:t>
+        <w:pStyle w:val="Compact"/>
+      </w:pPr>
+      <w:r>
+        <w:rPr>
+          <w:bCs/>
+          <w:b/>
+        </w:rPr>
+        <w:t xml:space="preserve">“</w:t>
+      </w:r>
+      <w:r>
+        <w:rPr>
+          <w:bCs/>
+          <w:b/>
+        </w:rPr>
+        <w:t xml:space="preserve">Permitted Purpose</w:t>
+      </w:r>
+      <w:r>
+        <w:rPr>
+          <w:bCs/>
+          <w:b/>
+        </w:rPr>
+        <w:t xml:space="preserve">”</w:t>
       </w:r>
       <w:r>
         <w:t xml:space="preserve"> </w:t>
@@ -390,8 +844,8 @@
       </w:r>
       <w:r>
         <w:rPr>
-          <w:b/>
-          <w:bCs/>
+          <w:bCs/>
+          <w:b/>
         </w:rPr>
         <w:t xml:space="preserve">Schedule 1</w:t>
       </w:r>
@@ -401,18 +855,32 @@
     </w:p>
     <w:p>
       <w:pPr>
-        <w:pStyle w:val="Compact"/>
         <w:numPr>
           <w:ilvl w:val="0"/>
           <w:numId w:val="1001"/>
         </w:numPr>
-      </w:pPr>
-      <w:r>
-        <w:rPr>
-          <w:b/>
-          <w:bCs/>
-        </w:rPr>
-        <w:t xml:space="preserve">“Security Incident”</w:t>
+        <w:pStyle w:val="Compact"/>
+      </w:pPr>
+      <w:r>
+        <w:rPr>
+          <w:bCs/>
+          <w:b/>
+        </w:rPr>
+        <w:t xml:space="preserve">“</w:t>
+      </w:r>
+      <w:r>
+        <w:rPr>
+          <w:bCs/>
+          <w:b/>
+        </w:rPr>
+        <w:t xml:space="preserve">Security Incident</w:t>
+      </w:r>
+      <w:r>
+        <w:rPr>
+          <w:bCs/>
+          <w:b/>
+        </w:rPr>
+        <w:t xml:space="preserve">”</w:t>
       </w:r>
       <w:r>
         <w:t xml:space="preserve"> </w:t>
@@ -428,8 +896,8 @@
         </w:pict>
       </w:r>
     </w:p>
-    <w:bookmarkEnd w:id="9"/>
-    <w:bookmarkStart w:id="15" w:name="roles-of-the-parties"/>
+    <w:bookmarkEnd w:id="20"/>
+    <w:bookmarkStart w:id="26" w:name="roles-of-the-parties"/>
     <w:p>
       <w:pPr>
         <w:pStyle w:val="Heading2"/>
@@ -438,7 +906,7 @@
         <w:t xml:space="preserve">2. Roles of the Parties</w:t>
       </w:r>
     </w:p>
-    <w:bookmarkStart w:id="10" w:name="puretask-as-business-controller"/>
+    <w:bookmarkStart w:id="21" w:name="puretask-as-business-controller"/>
     <w:p>
       <w:pPr>
         <w:pStyle w:val="Heading3"/>
@@ -459,8 +927,8 @@
       </w:r>
       <w:r>
         <w:rPr>
-          <w:b/>
-          <w:bCs/>
+          <w:bCs/>
+          <w:b/>
         </w:rPr>
         <w:t xml:space="preserve">Business</w:t>
       </w:r>
@@ -475,8 +943,8 @@
       </w:r>
       <w:r>
         <w:rPr>
-          <w:b/>
-          <w:bCs/>
+          <w:bCs/>
+          <w:b/>
         </w:rPr>
         <w:t xml:space="preserve">Controller</w:t>
       </w:r>
@@ -487,8 +955,8 @@
         <w:t xml:space="preserve">under GDPR).</w:t>
       </w:r>
     </w:p>
-    <w:bookmarkEnd w:id="10"/>
-    <w:bookmarkStart w:id="11" w:name="vendor-as-service-provider-processor"/>
+    <w:bookmarkEnd w:id="21"/>
+    <w:bookmarkStart w:id="22" w:name="vendor-as-service-provider-processor"/>
     <w:p>
       <w:pPr>
         <w:pStyle w:val="Heading3"/>
@@ -509,8 +977,8 @@
       </w:r>
       <w:r>
         <w:rPr>
-          <w:b/>
-          <w:bCs/>
+          <w:bCs/>
+          <w:b/>
         </w:rPr>
         <w:t xml:space="preserve">Service Provider</w:t>
       </w:r>
@@ -525,8 +993,8 @@
       </w:r>
       <w:r>
         <w:rPr>
-          <w:b/>
-          <w:bCs/>
+          <w:bCs/>
+          <w:b/>
         </w:rPr>
         <w:t xml:space="preserve">Contractor</w:t>
       </w:r>
@@ -538,8 +1006,8 @@
       </w:r>
       <w:r>
         <w:rPr>
-          <w:b/>
-          <w:bCs/>
+          <w:bCs/>
+          <w:b/>
         </w:rPr>
         <w:t xml:space="preserve">Processor</w:t>
       </w:r>
@@ -550,8 +1018,8 @@
         <w:t xml:space="preserve">under GDPR).</w:t>
       </w:r>
     </w:p>
-    <w:bookmarkEnd w:id="11"/>
-    <w:bookmarkStart w:id="12" w:name="no-sale-or-sharing"/>
+    <w:bookmarkEnd w:id="22"/>
+    <w:bookmarkStart w:id="23" w:name="no-sale-or-sharing"/>
     <w:p>
       <w:pPr>
         <w:pStyle w:val="Heading3"/>
@@ -568,8 +1036,8 @@
         <w:t xml:space="preserve">Vendor shall not Sell or Share Personal Information disclosed by PureTask, except as expressly permitted by this DPA and the Principal Agreement, and only as a Service Provider acting on PureTask’s behalf.</w:t>
       </w:r>
     </w:p>
-    <w:bookmarkEnd w:id="12"/>
-    <w:bookmarkStart w:id="13" w:name="no-retention-for-other-purposes"/>
+    <w:bookmarkEnd w:id="23"/>
+    <w:bookmarkStart w:id="24" w:name="no-retention-for-other-purposes"/>
     <w:p>
       <w:pPr>
         <w:pStyle w:val="Heading3"/>
@@ -590,8 +1058,8 @@
       </w:r>
       <w:r>
         <w:rPr>
-          <w:b/>
-          <w:bCs/>
+          <w:bCs/>
+          <w:b/>
         </w:rPr>
         <w:t xml:space="preserve">Permitted Purpose</w:t>
       </w:r>
@@ -602,8 +1070,8 @@
         <w:t xml:space="preserve">specified in Schedule 1, except as required by law.</w:t>
       </w:r>
     </w:p>
-    <w:bookmarkEnd w:id="13"/>
-    <w:bookmarkStart w:id="14" w:name="no-combining-of-personal-information"/>
+    <w:bookmarkEnd w:id="24"/>
+    <w:bookmarkStart w:id="25" w:name="no-combining-of-personal-information"/>
     <w:p>
       <w:pPr>
         <w:pStyle w:val="Heading3"/>
@@ -624,8 +1092,8 @@
       </w:r>
       <w:r>
         <w:rPr>
-          <w:b/>
-          <w:bCs/>
+          <w:bCs/>
+          <w:b/>
         </w:rPr>
         <w:t xml:space="preserve">Cal. Code Regs. tit. 11, § 7050(b)(2)(B)</w:t>
       </w:r>
@@ -643,9 +1111,9 @@
         </w:pict>
       </w:r>
     </w:p>
-    <w:bookmarkEnd w:id="14"/>
-    <w:bookmarkEnd w:id="15"/>
-    <w:bookmarkStart w:id="19" w:name="processing-of-personal-information"/>
+    <w:bookmarkEnd w:id="25"/>
+    <w:bookmarkEnd w:id="26"/>
+    <w:bookmarkStart w:id="30" w:name="processing-of-personal-information"/>
     <w:p>
       <w:pPr>
         <w:pStyle w:val="Heading2"/>
@@ -654,7 +1122,7 @@
         <w:t xml:space="preserve">3. Processing of Personal Information</w:t>
       </w:r>
     </w:p>
-    <w:bookmarkStart w:id="16" w:name="scope-and-instructions"/>
+    <w:bookmarkStart w:id="27" w:name="scope-and-instructions"/>
     <w:p>
       <w:pPr>
         <w:pStyle w:val="Heading3"/>
@@ -673,11 +1141,11 @@
     </w:p>
     <w:p>
       <w:pPr>
-        <w:pStyle w:val="Compact"/>
         <w:numPr>
           <w:ilvl w:val="0"/>
           <w:numId w:val="1002"/>
         </w:numPr>
+        <w:pStyle w:val="Compact"/>
       </w:pPr>
       <w:r>
         <w:t xml:space="preserve">For the Permitted Purpose;</w:t>
@@ -685,11 +1153,11 @@
     </w:p>
     <w:p>
       <w:pPr>
-        <w:pStyle w:val="Compact"/>
         <w:numPr>
           <w:ilvl w:val="0"/>
           <w:numId w:val="1002"/>
         </w:numPr>
+        <w:pStyle w:val="Compact"/>
       </w:pPr>
       <w:r>
         <w:t xml:space="preserve">In accordance with PureTask’s documented instructions; and</w:t>
@@ -697,11 +1165,11 @@
     </w:p>
     <w:p>
       <w:pPr>
-        <w:pStyle w:val="Compact"/>
         <w:numPr>
           <w:ilvl w:val="0"/>
           <w:numId w:val="1002"/>
         </w:numPr>
+        <w:pStyle w:val="Compact"/>
       </w:pPr>
       <w:r>
         <w:t xml:space="preserve">In compliance with Applicable Privacy Laws.</w:t>
@@ -715,8 +1183,8 @@
         <w:t xml:space="preserve">If Vendor believes any instruction from PureTask violates Applicable Privacy Laws, Vendor shall promptly notify PureTask.</w:t>
       </w:r>
     </w:p>
-    <w:bookmarkEnd w:id="16"/>
-    <w:bookmarkStart w:id="17" w:name="description-of-processing"/>
+    <w:bookmarkEnd w:id="27"/>
+    <w:bookmarkStart w:id="28" w:name="description-of-processing"/>
     <w:p>
       <w:pPr>
         <w:pStyle w:val="Heading3"/>
@@ -737,8 +1205,8 @@
       </w:r>
       <w:r>
         <w:rPr>
-          <w:b/>
-          <w:bCs/>
+          <w:bCs/>
+          <w:b/>
         </w:rPr>
         <w:t xml:space="preserve">Schedule 1</w:t>
       </w:r>
@@ -746,8 +1214,8 @@
         <w:t xml:space="preserve">.</w:t>
       </w:r>
     </w:p>
-    <w:bookmarkEnd w:id="17"/>
-    <w:bookmarkStart w:id="18" w:name="confidentiality"/>
+    <w:bookmarkEnd w:id="28"/>
+    <w:bookmarkStart w:id="29" w:name="confidentiality"/>
     <w:p>
       <w:pPr>
         <w:pStyle w:val="Heading3"/>
@@ -771,9 +1239,9 @@
         </w:pict>
       </w:r>
     </w:p>
-    <w:bookmarkEnd w:id="18"/>
-    <w:bookmarkEnd w:id="19"/>
-    <w:bookmarkStart w:id="23" w:name="security"/>
+    <w:bookmarkEnd w:id="29"/>
+    <w:bookmarkEnd w:id="30"/>
+    <w:bookmarkStart w:id="34" w:name="security"/>
     <w:p>
       <w:pPr>
         <w:pStyle w:val="Heading2"/>
@@ -782,7 +1250,7 @@
         <w:t xml:space="preserve">4. Security</w:t>
       </w:r>
     </w:p>
-    <w:bookmarkStart w:id="20" w:name="security-measures"/>
+    <w:bookmarkStart w:id="31" w:name="security-measures"/>
     <w:p>
       <w:pPr>
         <w:pStyle w:val="Heading3"/>
@@ -801,11 +1269,11 @@
     </w:p>
     <w:p>
       <w:pPr>
-        <w:pStyle w:val="Compact"/>
         <w:numPr>
           <w:ilvl w:val="0"/>
           <w:numId w:val="1003"/>
         </w:numPr>
+        <w:pStyle w:val="Compact"/>
       </w:pPr>
       <w:r>
         <w:t xml:space="preserve">Encrypt Personal Information</w:t>
@@ -815,8 +1283,8 @@
       </w:r>
       <w:r>
         <w:rPr>
-          <w:b/>
-          <w:bCs/>
+          <w:bCs/>
+          <w:b/>
         </w:rPr>
         <w:t xml:space="preserve">in transit</w:t>
       </w:r>
@@ -829,11 +1297,11 @@
     </w:p>
     <w:p>
       <w:pPr>
-        <w:pStyle w:val="Compact"/>
         <w:numPr>
           <w:ilvl w:val="0"/>
           <w:numId w:val="1003"/>
         </w:numPr>
+        <w:pStyle w:val="Compact"/>
       </w:pPr>
       <w:r>
         <w:t xml:space="preserve">Encrypt</w:t>
@@ -843,8 +1311,8 @@
       </w:r>
       <w:r>
         <w:rPr>
-          <w:b/>
-          <w:bCs/>
+          <w:bCs/>
+          <w:b/>
         </w:rPr>
         <w:t xml:space="preserve">Sensitive Personal Information at rest</w:t>
       </w:r>
@@ -857,11 +1325,11 @@
     </w:p>
     <w:p>
       <w:pPr>
-        <w:pStyle w:val="Compact"/>
         <w:numPr>
           <w:ilvl w:val="0"/>
           <w:numId w:val="1003"/>
         </w:numPr>
+        <w:pStyle w:val="Compact"/>
       </w:pPr>
       <w:r>
         <w:t xml:space="preserve">Implement</w:t>
@@ -871,8 +1339,8 @@
       </w:r>
       <w:r>
         <w:rPr>
-          <w:b/>
-          <w:bCs/>
+          <w:bCs/>
+          <w:b/>
         </w:rPr>
         <w:t xml:space="preserve">role-based access controls</w:t>
       </w:r>
@@ -885,11 +1353,11 @@
     </w:p>
     <w:p>
       <w:pPr>
-        <w:pStyle w:val="Compact"/>
         <w:numPr>
           <w:ilvl w:val="0"/>
           <w:numId w:val="1003"/>
         </w:numPr>
+        <w:pStyle w:val="Compact"/>
       </w:pPr>
       <w:r>
         <w:t xml:space="preserve">Maintain</w:t>
@@ -899,8 +1367,8 @@
       </w:r>
       <w:r>
         <w:rPr>
-          <w:b/>
-          <w:bCs/>
+          <w:bCs/>
+          <w:b/>
         </w:rPr>
         <w:t xml:space="preserve">audit logging</w:t>
       </w:r>
@@ -913,11 +1381,11 @@
     </w:p>
     <w:p>
       <w:pPr>
-        <w:pStyle w:val="Compact"/>
         <w:numPr>
           <w:ilvl w:val="0"/>
           <w:numId w:val="1003"/>
         </w:numPr>
+        <w:pStyle w:val="Compact"/>
       </w:pPr>
       <w:r>
         <w:t xml:space="preserve">Conduct regular</w:t>
@@ -927,8 +1395,8 @@
       </w:r>
       <w:r>
         <w:rPr>
-          <w:b/>
-          <w:bCs/>
+          <w:bCs/>
+          <w:b/>
         </w:rPr>
         <w:t xml:space="preserve">vulnerability scanning</w:t>
       </w:r>
@@ -941,11 +1409,11 @@
     </w:p>
     <w:p>
       <w:pPr>
-        <w:pStyle w:val="Compact"/>
         <w:numPr>
           <w:ilvl w:val="0"/>
           <w:numId w:val="1003"/>
         </w:numPr>
+        <w:pStyle w:val="Compact"/>
       </w:pPr>
       <w:r>
         <w:t xml:space="preserve">Conduct regular</w:t>
@@ -955,8 +1423,8 @@
       </w:r>
       <w:r>
         <w:rPr>
-          <w:b/>
-          <w:bCs/>
+          <w:bCs/>
+          <w:b/>
         </w:rPr>
         <w:t xml:space="preserve">employee security training</w:t>
       </w:r>
@@ -969,11 +1437,11 @@
     </w:p>
     <w:p>
       <w:pPr>
-        <w:pStyle w:val="Compact"/>
         <w:numPr>
           <w:ilvl w:val="0"/>
           <w:numId w:val="1003"/>
         </w:numPr>
+        <w:pStyle w:val="Compact"/>
       </w:pPr>
       <w:r>
         <w:t xml:space="preserve">Maintain a</w:t>
@@ -983,8 +1451,8 @@
       </w:r>
       <w:r>
         <w:rPr>
-          <w:b/>
-          <w:bCs/>
+          <w:bCs/>
+          <w:b/>
         </w:rPr>
         <w:t xml:space="preserve">written information security program</w:t>
       </w:r>
@@ -999,8 +1467,8 @@
       </w:r>
       <w:r>
         <w:rPr>
-          <w:b/>
-          <w:bCs/>
+          <w:bCs/>
+          <w:b/>
         </w:rPr>
         <w:t xml:space="preserve">documented incident response plan</w:t>
       </w:r>
@@ -1010,11 +1478,11 @@
     </w:p>
     <w:p>
       <w:pPr>
-        <w:pStyle w:val="Compact"/>
         <w:numPr>
           <w:ilvl w:val="0"/>
           <w:numId w:val="1003"/>
         </w:numPr>
+        <w:pStyle w:val="Compact"/>
       </w:pPr>
       <w:r>
         <w:t xml:space="preserve">Conduct</w:t>
@@ -1024,8 +1492,8 @@
       </w:r>
       <w:r>
         <w:rPr>
-          <w:b/>
-          <w:bCs/>
+          <w:bCs/>
+          <w:b/>
         </w:rPr>
         <w:t xml:space="preserve">background checks</w:t>
       </w:r>
@@ -1038,11 +1506,11 @@
     </w:p>
     <w:p>
       <w:pPr>
-        <w:pStyle w:val="Compact"/>
         <w:numPr>
           <w:ilvl w:val="0"/>
           <w:numId w:val="1003"/>
         </w:numPr>
+        <w:pStyle w:val="Compact"/>
       </w:pPr>
       <w:r>
         <w:t xml:space="preserve">Maintain</w:t>
@@ -1052,8 +1520,8 @@
       </w:r>
       <w:r>
         <w:rPr>
-          <w:b/>
-          <w:bCs/>
+          <w:bCs/>
+          <w:b/>
         </w:rPr>
         <w:t xml:space="preserve">secure backup procedures</w:t>
       </w:r>
@@ -1066,11 +1534,11 @@
     </w:p>
     <w:p>
       <w:pPr>
-        <w:pStyle w:val="Compact"/>
         <w:numPr>
           <w:ilvl w:val="0"/>
           <w:numId w:val="1003"/>
         </w:numPr>
+        <w:pStyle w:val="Compact"/>
       </w:pPr>
       <w:r>
         <w:t xml:space="preserve">Implement</w:t>
@@ -1080,8 +1548,8 @@
       </w:r>
       <w:r>
         <w:rPr>
-          <w:b/>
-          <w:bCs/>
+          <w:bCs/>
+          <w:b/>
         </w:rPr>
         <w:t xml:space="preserve">physical security controls</w:t>
       </w:r>
@@ -1094,11 +1562,11 @@
     </w:p>
     <w:p>
       <w:pPr>
-        <w:pStyle w:val="Compact"/>
         <w:numPr>
           <w:ilvl w:val="0"/>
           <w:numId w:val="1003"/>
         </w:numPr>
+        <w:pStyle w:val="Compact"/>
       </w:pPr>
       <w:r>
         <w:t xml:space="preserve">Use</w:t>
@@ -1108,8 +1576,8 @@
       </w:r>
       <w:r>
         <w:rPr>
-          <w:b/>
-          <w:bCs/>
+          <w:bCs/>
+          <w:b/>
         </w:rPr>
         <w:t xml:space="preserve">secure software development lifecycle (SSDLC)</w:t>
       </w:r>
@@ -1120,8 +1588,8 @@
         <w:t xml:space="preserve">practices, including code review and security testing.</w:t>
       </w:r>
     </w:p>
-    <w:bookmarkEnd w:id="20"/>
-    <w:bookmarkStart w:id="21" w:name="certifications-and-audit-cadence"/>
+    <w:bookmarkEnd w:id="31"/>
+    <w:bookmarkStart w:id="32" w:name="certifications-and-audit-cadence"/>
     <w:p>
       <w:pPr>
         <w:pStyle w:val="Heading3"/>
@@ -1142,8 +1610,8 @@
       <w:tblPr>
         <w:tblStyle w:val="Table"/>
         <w:tblW w:type="pct" w:w="5000"/>
-        <w:tblLayout w:type="fixed"/>
         <w:tblLook w:firstRow="1" w:lastRow="0" w:firstColumn="0" w:lastColumn="0" w:noHBand="0" w:noVBand="0" w:val="0020"/>
+        <w:jc w:val="start"/>
       </w:tblPr>
       <w:tblGrid>
         <w:gridCol w:w="2640"/>
@@ -1152,13 +1620,14 @@
       </w:tblGrid>
       <w:tr>
         <w:trPr>
-          <w:tblHeader w:val="on"/>
+          <w:tblHeader w:val="true"/>
         </w:trPr>
         <w:tc>
           <w:tcPr/>
           <w:p>
             <w:pPr>
               <w:pStyle w:val="Compact"/>
+              <w:jc w:val="left"/>
             </w:pPr>
             <w:r>
               <w:t xml:space="preserve">Certification</w:t>
@@ -1170,6 +1639,7 @@
           <w:p>
             <w:pPr>
               <w:pStyle w:val="Compact"/>
+              <w:jc w:val="left"/>
             </w:pPr>
             <w:r>
               <w:t xml:space="preserve">Required</w:t>
@@ -1181,6 +1651,7 @@
           <w:p>
             <w:pPr>
               <w:pStyle w:val="Compact"/>
+              <w:jc w:val="left"/>
             </w:pPr>
             <w:r>
               <w:t xml:space="preserve">Cadence of Renewal</w:t>
@@ -1194,11 +1665,12 @@
           <w:p>
             <w:pPr>
               <w:pStyle w:val="Compact"/>
+              <w:jc w:val="left"/>
             </w:pPr>
             <w:r>
               <w:rPr>
+                <w:bCs/>
                 <w:b/>
-                <w:bCs/>
               </w:rPr>
               <w:t xml:space="preserve">SOC 2 Type II</w:t>
             </w:r>
@@ -1209,6 +1681,7 @@
           <w:p>
             <w:pPr>
               <w:pStyle w:val="Compact"/>
+              <w:jc w:val="left"/>
             </w:pPr>
             <w:r>
               <w:t xml:space="preserve">Required for Vendors processing Sensitive Personal Information or &gt; 100,000 Data Subject records</w:t>
@@ -1220,6 +1693,7 @@
           <w:p>
             <w:pPr>
               <w:pStyle w:val="Compact"/>
+              <w:jc w:val="left"/>
             </w:pPr>
             <w:r>
               <w:t xml:space="preserve">Annually</w:t>
@@ -1233,11 +1707,12 @@
           <w:p>
             <w:pPr>
               <w:pStyle w:val="Compact"/>
+              <w:jc w:val="left"/>
             </w:pPr>
             <w:r>
               <w:rPr>
+                <w:bCs/>
                 <w:b/>
-                <w:bCs/>
               </w:rPr>
               <w:t xml:space="preserve">ISO 27001</w:t>
             </w:r>
@@ -1248,6 +1723,7 @@
           <w:p>
             <w:pPr>
               <w:pStyle w:val="Compact"/>
+              <w:jc w:val="left"/>
             </w:pPr>
             <w:r>
               <w:t xml:space="preserve">Acceptable alternative or supplement to SOC 2</w:t>
@@ -1259,6 +1735,7 @@
           <w:p>
             <w:pPr>
               <w:pStyle w:val="Compact"/>
+              <w:jc w:val="left"/>
             </w:pPr>
             <w:r>
               <w:t xml:space="preserve">Tri-annually (with annual surveillance audits)</w:t>
@@ -1272,11 +1749,12 @@
           <w:p>
             <w:pPr>
               <w:pStyle w:val="Compact"/>
+              <w:jc w:val="left"/>
             </w:pPr>
             <w:r>
               <w:rPr>
+                <w:bCs/>
                 <w:b/>
-                <w:bCs/>
               </w:rPr>
               <w:t xml:space="preserve">PCI DSS</w:t>
             </w:r>
@@ -1287,6 +1765,7 @@
           <w:p>
             <w:pPr>
               <w:pStyle w:val="Compact"/>
+              <w:jc w:val="left"/>
             </w:pPr>
             <w:r>
               <w:t xml:space="preserve">Required for Vendors processing payment-card data</w:t>
@@ -1298,6 +1777,7 @@
           <w:p>
             <w:pPr>
               <w:pStyle w:val="Compact"/>
+              <w:jc w:val="left"/>
             </w:pPr>
             <w:r>
               <w:t xml:space="preserve">Annually</w:t>
@@ -1311,11 +1791,12 @@
           <w:p>
             <w:pPr>
               <w:pStyle w:val="Compact"/>
+              <w:jc w:val="left"/>
             </w:pPr>
             <w:r>
               <w:rPr>
+                <w:bCs/>
                 <w:b/>
-                <w:bCs/>
               </w:rPr>
               <w:t xml:space="preserve">HIPAA Security Rule attestation</w:t>
             </w:r>
@@ -1326,6 +1807,7 @@
           <w:p>
             <w:pPr>
               <w:pStyle w:val="Compact"/>
+              <w:jc w:val="left"/>
             </w:pPr>
             <w:r>
               <w:t xml:space="preserve">Required if any health-related data is processed (not currently expected)</w:t>
@@ -1337,6 +1819,7 @@
           <w:p>
             <w:pPr>
               <w:pStyle w:val="Compact"/>
+              <w:jc w:val="left"/>
             </w:pPr>
             <w:r>
               <w:t xml:space="preserve">Annually</w:t>
@@ -1350,11 +1833,12 @@
           <w:p>
             <w:pPr>
               <w:pStyle w:val="Compact"/>
+              <w:jc w:val="left"/>
             </w:pPr>
             <w:r>
               <w:rPr>
+                <w:bCs/>
                 <w:b/>
-                <w:bCs/>
               </w:rPr>
               <w:t xml:space="preserve">FedRAMP</w:t>
             </w:r>
@@ -1365,6 +1849,7 @@
           <w:p>
             <w:pPr>
               <w:pStyle w:val="Compact"/>
+              <w:jc w:val="left"/>
             </w:pPr>
             <w:r>
               <w:t xml:space="preserve">Not required, but accepted where applicable</w:t>
@@ -1376,6 +1861,7 @@
           <w:p>
             <w:pPr>
               <w:pStyle w:val="Compact"/>
+              <w:jc w:val="left"/>
             </w:pPr>
             <w:r>
               <w:t xml:space="preserve">Annually</w:t>
@@ -1392,8 +1878,8 @@
         <w:t xml:space="preserve">Vendor shall provide PureTask with the most recent attestation report or executive summary upon execution of this DPA and annually thereafter.</w:t>
       </w:r>
     </w:p>
-    <w:bookmarkEnd w:id="21"/>
-    <w:bookmarkStart w:id="22" w:name="insurance-requirements"/>
+    <w:bookmarkEnd w:id="32"/>
+    <w:bookmarkStart w:id="33" w:name="insurance-requirements"/>
     <w:p>
       <w:pPr>
         <w:pStyle w:val="Heading3"/>
@@ -1412,16 +1898,16 @@
     </w:p>
     <w:p>
       <w:pPr>
-        <w:pStyle w:val="Compact"/>
         <w:numPr>
           <w:ilvl w:val="0"/>
           <w:numId w:val="1004"/>
         </w:numPr>
-      </w:pPr>
-      <w:r>
-        <w:rPr>
-          <w:b/>
-          <w:bCs/>
+        <w:pStyle w:val="Compact"/>
+      </w:pPr>
+      <w:r>
+        <w:rPr>
+          <w:bCs/>
+          <w:b/>
         </w:rPr>
         <w:t xml:space="preserve">Cyber Liability / Privacy Liability</w:t>
       </w:r>
@@ -1436,8 +1922,8 @@
       </w:r>
       <w:r>
         <w:rPr>
-          <w:b/>
-          <w:bCs/>
+          <w:bCs/>
+          <w:b/>
         </w:rPr>
         <w:t xml:space="preserve">$2,000,000 per occurrence and $5,000,000 aggregate</w:t>
       </w:r>
@@ -1447,16 +1933,16 @@
     </w:p>
     <w:p>
       <w:pPr>
-        <w:pStyle w:val="Compact"/>
         <w:numPr>
           <w:ilvl w:val="0"/>
           <w:numId w:val="1004"/>
         </w:numPr>
-      </w:pPr>
-      <w:r>
-        <w:rPr>
-          <w:b/>
-          <w:bCs/>
+        <w:pStyle w:val="Compact"/>
+      </w:pPr>
+      <w:r>
+        <w:rPr>
+          <w:bCs/>
+          <w:b/>
         </w:rPr>
         <w:t xml:space="preserve">Technology Errors &amp; Omissions</w:t>
       </w:r>
@@ -1471,8 +1957,8 @@
       </w:r>
       <w:r>
         <w:rPr>
-          <w:b/>
-          <w:bCs/>
+          <w:bCs/>
+          <w:b/>
         </w:rPr>
         <w:t xml:space="preserve">$2,000,000 per claim</w:t>
       </w:r>
@@ -1482,16 +1968,16 @@
     </w:p>
     <w:p>
       <w:pPr>
-        <w:pStyle w:val="Compact"/>
         <w:numPr>
           <w:ilvl w:val="0"/>
           <w:numId w:val="1004"/>
         </w:numPr>
-      </w:pPr>
-      <w:r>
-        <w:rPr>
-          <w:b/>
-          <w:bCs/>
+        <w:pStyle w:val="Compact"/>
+      </w:pPr>
+      <w:r>
+        <w:rPr>
+          <w:bCs/>
+          <w:b/>
         </w:rPr>
         <w:t xml:space="preserve">Commercial General Liability</w:t>
       </w:r>
@@ -1506,8 +1992,8 @@
       </w:r>
       <w:r>
         <w:rPr>
-          <w:b/>
-          <w:bCs/>
+          <w:bCs/>
+          <w:b/>
         </w:rPr>
         <w:t xml:space="preserve">$1,000,000 per occurrence and $2,000,000 aggregate</w:t>
       </w:r>
@@ -1517,16 +2003,16 @@
     </w:p>
     <w:p>
       <w:pPr>
-        <w:pStyle w:val="Compact"/>
         <w:numPr>
           <w:ilvl w:val="0"/>
           <w:numId w:val="1004"/>
         </w:numPr>
-      </w:pPr>
-      <w:r>
-        <w:rPr>
-          <w:b/>
-          <w:bCs/>
+        <w:pStyle w:val="Compact"/>
+      </w:pPr>
+      <w:r>
+        <w:rPr>
+          <w:bCs/>
+          <w:b/>
         </w:rPr>
         <w:t xml:space="preserve">Workers’ Compensation</w:t>
       </w:r>
@@ -1549,8 +2035,8 @@
       </w:r>
       <w:r>
         <w:rPr>
-          <w:b/>
-          <w:bCs/>
+          <w:bCs/>
+          <w:b/>
         </w:rPr>
         <w:t xml:space="preserve">15 days</w:t>
       </w:r>
@@ -1565,9 +2051,9 @@
         </w:pict>
       </w:r>
     </w:p>
-    <w:bookmarkEnd w:id="22"/>
-    <w:bookmarkEnd w:id="23"/>
-    <w:bookmarkStart w:id="27" w:name="sub-processors"/>
+    <w:bookmarkEnd w:id="33"/>
+    <w:bookmarkEnd w:id="34"/>
+    <w:bookmarkStart w:id="38" w:name="sub-processors"/>
     <w:p>
       <w:pPr>
         <w:pStyle w:val="Heading2"/>
@@ -1576,7 +2062,7 @@
         <w:t xml:space="preserve">5. Sub-Processors</w:t>
       </w:r>
     </w:p>
-    <w:bookmarkStart w:id="24" w:name="authorized-sub-processors"/>
+    <w:bookmarkStart w:id="35" w:name="authorized-sub-processors"/>
     <w:p>
       <w:pPr>
         <w:pStyle w:val="Heading3"/>
@@ -1595,11 +2081,11 @@
     </w:p>
     <w:p>
       <w:pPr>
-        <w:pStyle w:val="Compact"/>
         <w:numPr>
           <w:ilvl w:val="0"/>
           <w:numId w:val="1005"/>
         </w:numPr>
+        <w:pStyle w:val="Compact"/>
       </w:pPr>
       <w:r>
         <w:t xml:space="preserve">Pursuant to a written contract that imposes data-protection obligations no less protective than those in this DPA; and</w:t>
@@ -1607,11 +2093,11 @@
     </w:p>
     <w:p>
       <w:pPr>
-        <w:pStyle w:val="Compact"/>
         <w:numPr>
           <w:ilvl w:val="0"/>
           <w:numId w:val="1005"/>
         </w:numPr>
+        <w:pStyle w:val="Compact"/>
       </w:pPr>
       <w:r>
         <w:t xml:space="preserve">After providing PureTask with written notice (which may be by email or via a published Sub-Processor list).</w:t>
@@ -1629,8 +2115,8 @@
       </w:r>
       <w:r>
         <w:rPr>
-          <w:b/>
-          <w:bCs/>
+          <w:bCs/>
+          <w:b/>
         </w:rPr>
         <w:t xml:space="preserve">Schedule 2</w:t>
       </w:r>
@@ -1645,8 +2131,8 @@
       </w:r>
       <w:r>
         <w:rPr>
-          <w:b/>
-          <w:bCs/>
+          <w:bCs/>
+          <w:b/>
         </w:rPr>
         <w:t xml:space="preserve">[VENDOR’S URL FOR SUB-PROCESSOR LIST]</w:t>
       </w:r>
@@ -1654,8 +2140,8 @@
         <w:t xml:space="preserve">).</w:t>
       </w:r>
     </w:p>
-    <w:bookmarkEnd w:id="24"/>
-    <w:bookmarkStart w:id="25" w:name="right-to-object"/>
+    <w:bookmarkEnd w:id="35"/>
+    <w:bookmarkStart w:id="36" w:name="right-to-object"/>
     <w:p>
       <w:pPr>
         <w:pStyle w:val="Heading3"/>
@@ -1676,8 +2162,8 @@
       </w:r>
       <w:r>
         <w:rPr>
-          <w:b/>
-          <w:bCs/>
+          <w:bCs/>
+          <w:b/>
         </w:rPr>
         <w:t xml:space="preserve">15 days</w:t>
       </w:r>
@@ -1688,8 +2174,8 @@
         <w:t xml:space="preserve">of notice. If PureTask objects on reasonable data-protection grounds, the parties shall work together in good faith to find an alternative; if no resolution, PureTask may terminate the affected services without penalty.</w:t>
       </w:r>
     </w:p>
-    <w:bookmarkEnd w:id="25"/>
-    <w:bookmarkStart w:id="26" w:name="liability-for-sub-processors"/>
+    <w:bookmarkEnd w:id="36"/>
+    <w:bookmarkStart w:id="37" w:name="liability-for-sub-processors"/>
     <w:p>
       <w:pPr>
         <w:pStyle w:val="Heading3"/>
@@ -1713,9 +2199,9 @@
         </w:pict>
       </w:r>
     </w:p>
-    <w:bookmarkEnd w:id="26"/>
-    <w:bookmarkEnd w:id="27"/>
-    <w:bookmarkStart w:id="30" w:name="data-subject-rights"/>
+    <w:bookmarkEnd w:id="37"/>
+    <w:bookmarkEnd w:id="38"/>
+    <w:bookmarkStart w:id="41" w:name="data-subject-rights"/>
     <w:p>
       <w:pPr>
         <w:pStyle w:val="Heading2"/>
@@ -1724,7 +2210,7 @@
         <w:t xml:space="preserve">6. Data Subject Rights</w:t>
       </w:r>
     </w:p>
-    <w:bookmarkStart w:id="28" w:name="cooperation"/>
+    <w:bookmarkStart w:id="39" w:name="cooperation"/>
     <w:p>
       <w:pPr>
         <w:pStyle w:val="Heading3"/>
@@ -1743,11 +2229,11 @@
     </w:p>
     <w:p>
       <w:pPr>
-        <w:pStyle w:val="Compact"/>
         <w:numPr>
           <w:ilvl w:val="0"/>
           <w:numId w:val="1006"/>
         </w:numPr>
+        <w:pStyle w:val="Compact"/>
       </w:pPr>
       <w:r>
         <w:t xml:space="preserve">Know, access, or obtain a copy of Personal Information;</w:t>
@@ -1755,11 +2241,11 @@
     </w:p>
     <w:p>
       <w:pPr>
-        <w:pStyle w:val="Compact"/>
         <w:numPr>
           <w:ilvl w:val="0"/>
           <w:numId w:val="1006"/>
         </w:numPr>
+        <w:pStyle w:val="Compact"/>
       </w:pPr>
       <w:r>
         <w:t xml:space="preserve">Correct inaccurate Personal Information;</w:t>
@@ -1767,11 +2253,11 @@
     </w:p>
     <w:p>
       <w:pPr>
-        <w:pStyle w:val="Compact"/>
         <w:numPr>
           <w:ilvl w:val="0"/>
           <w:numId w:val="1006"/>
         </w:numPr>
+        <w:pStyle w:val="Compact"/>
       </w:pPr>
       <w:r>
         <w:t xml:space="preserve">Delete Personal Information;</w:t>
@@ -1779,11 +2265,11 @@
     </w:p>
     <w:p>
       <w:pPr>
-        <w:pStyle w:val="Compact"/>
         <w:numPr>
           <w:ilvl w:val="0"/>
           <w:numId w:val="1006"/>
         </w:numPr>
+        <w:pStyle w:val="Compact"/>
       </w:pPr>
       <w:r>
         <w:t xml:space="preserve">Opt out of Sale, Sharing, or targeted advertising;</w:t>
@@ -1791,11 +2277,11 @@
     </w:p>
     <w:p>
       <w:pPr>
-        <w:pStyle w:val="Compact"/>
         <w:numPr>
           <w:ilvl w:val="0"/>
           <w:numId w:val="1006"/>
         </w:numPr>
+        <w:pStyle w:val="Compact"/>
       </w:pPr>
       <w:r>
         <w:t xml:space="preserve">Limit the use of Sensitive Personal Information;</w:t>
@@ -1803,18 +2289,18 @@
     </w:p>
     <w:p>
       <w:pPr>
-        <w:pStyle w:val="Compact"/>
         <w:numPr>
           <w:ilvl w:val="0"/>
           <w:numId w:val="1006"/>
         </w:numPr>
+        <w:pStyle w:val="Compact"/>
       </w:pPr>
       <w:r>
         <w:t xml:space="preserve">Appeal a denial of any of the foregoing.</w:t>
       </w:r>
     </w:p>
-    <w:bookmarkEnd w:id="28"/>
-    <w:bookmarkStart w:id="29" w:name="direct-requests-to-vendor"/>
+    <w:bookmarkEnd w:id="39"/>
+    <w:bookmarkStart w:id="40" w:name="direct-requests-to-vendor"/>
     <w:p>
       <w:pPr>
         <w:pStyle w:val="Heading3"/>
@@ -1835,8 +2321,8 @@
       </w:r>
       <w:r>
         <w:rPr>
-          <w:b/>
-          <w:bCs/>
+          <w:bCs/>
+          <w:b/>
         </w:rPr>
         <w:t xml:space="preserve">5 business days</w:t>
       </w:r>
@@ -1851,9 +2337,9 @@
         </w:pict>
       </w:r>
     </w:p>
-    <w:bookmarkEnd w:id="29"/>
-    <w:bookmarkEnd w:id="30"/>
-    <w:bookmarkStart w:id="34" w:name="audits"/>
+    <w:bookmarkEnd w:id="40"/>
+    <w:bookmarkEnd w:id="41"/>
+    <w:bookmarkStart w:id="45" w:name="audits"/>
     <w:p>
       <w:pPr>
         <w:pStyle w:val="Heading2"/>
@@ -1862,7 +2348,7 @@
         <w:t xml:space="preserve">7. Audits</w:t>
       </w:r>
     </w:p>
-    <w:bookmarkStart w:id="31" w:name="audit-rights"/>
+    <w:bookmarkStart w:id="42" w:name="audit-rights"/>
     <w:p>
       <w:pPr>
         <w:pStyle w:val="Heading3"/>
@@ -1883,8 +2369,8 @@
       </w:r>
       <w:r>
         <w:rPr>
-          <w:b/>
-          <w:bCs/>
+          <w:bCs/>
+          <w:b/>
         </w:rPr>
         <w:t xml:space="preserve">30 days’</w:t>
       </w:r>
@@ -1899,8 +2385,8 @@
       </w:r>
       <w:r>
         <w:rPr>
-          <w:b/>
-          <w:bCs/>
+          <w:bCs/>
+          <w:b/>
         </w:rPr>
         <w:t xml:space="preserve">once per calendar year</w:t>
       </w:r>
@@ -1911,8 +2397,8 @@
         <w:t xml:space="preserve">(unless a Security Incident or regulator demands more), may audit Vendor’s compliance with this DPA, including by reviewing Vendor’s security certifications, policies, and procedures.</w:t>
       </w:r>
     </w:p>
-    <w:bookmarkEnd w:id="31"/>
-    <w:bookmarkStart w:id="32" w:name="audit-conduct"/>
+    <w:bookmarkEnd w:id="42"/>
+    <w:bookmarkStart w:id="43" w:name="audit-conduct"/>
     <w:p>
       <w:pPr>
         <w:pStyle w:val="Heading3"/>
@@ -1929,8 +2415,8 @@
         <w:t xml:space="preserve">Audits shall be conducted during normal business hours, at PureTask’s expense (unless material non-compliance is found, in which case Vendor bears reasonable audit costs), and subject to mutual confidentiality.</w:t>
       </w:r>
     </w:p>
-    <w:bookmarkEnd w:id="32"/>
-    <w:bookmarkStart w:id="33" w:name="alternative"/>
+    <w:bookmarkEnd w:id="43"/>
+    <w:bookmarkStart w:id="44" w:name="alternative"/>
     <w:p>
       <w:pPr>
         <w:pStyle w:val="Heading3"/>
@@ -1951,8 +2437,8 @@
       </w:r>
       <w:r>
         <w:rPr>
-          <w:b/>
-          <w:bCs/>
+          <w:bCs/>
+          <w:b/>
         </w:rPr>
         <w:t xml:space="preserve">SOC 2 Type II</w:t>
       </w:r>
@@ -1970,9 +2456,9 @@
         </w:pict>
       </w:r>
     </w:p>
-    <w:bookmarkEnd w:id="33"/>
-    <w:bookmarkEnd w:id="34"/>
-    <w:bookmarkStart w:id="41" w:name="X0e6b3b5b37902e0a33d1078db28f1d5e96d80a1"/>
+    <w:bookmarkEnd w:id="44"/>
+    <w:bookmarkEnd w:id="45"/>
+    <w:bookmarkStart w:id="52" w:name="X0e6b3b5b37902e0a33d1078db28f1d5e96d80a1"/>
     <w:p>
       <w:pPr>
         <w:pStyle w:val="Heading2"/>
@@ -1981,7 +2467,7 @@
         <w:t xml:space="preserve">8. Security Incidents and Regulatory Cooperation</w:t>
       </w:r>
     </w:p>
-    <w:bookmarkStart w:id="35" w:name="notification"/>
+    <w:bookmarkStart w:id="46" w:name="notification"/>
     <w:p>
       <w:pPr>
         <w:pStyle w:val="Heading3"/>
@@ -2002,8 +2488,8 @@
       </w:r>
       <w:r>
         <w:rPr>
-          <w:b/>
-          <w:bCs/>
+          <w:bCs/>
+          <w:b/>
         </w:rPr>
         <w:t xml:space="preserve">Security Incident</w:t>
       </w:r>
@@ -2018,8 +2504,8 @@
       </w:r>
       <w:r>
         <w:rPr>
-          <w:b/>
-          <w:bCs/>
+          <w:bCs/>
+          <w:b/>
         </w:rPr>
         <w:t xml:space="preserve">forty-eight (48) hours</w:t>
       </w:r>
@@ -2030,8 +2516,8 @@
         <w:t xml:space="preserve">of becoming aware of it.</w:t>
       </w:r>
     </w:p>
-    <w:bookmarkEnd w:id="35"/>
-    <w:bookmarkStart w:id="36" w:name="information-provided"/>
+    <w:bookmarkEnd w:id="46"/>
+    <w:bookmarkStart w:id="47" w:name="information-provided"/>
     <w:p>
       <w:pPr>
         <w:pStyle w:val="Heading3"/>
@@ -2050,11 +2536,11 @@
     </w:p>
     <w:p>
       <w:pPr>
-        <w:pStyle w:val="Compact"/>
         <w:numPr>
           <w:ilvl w:val="0"/>
           <w:numId w:val="1007"/>
         </w:numPr>
+        <w:pStyle w:val="Compact"/>
       </w:pPr>
       <w:r>
         <w:t xml:space="preserve">The nature of the Security Incident, including the categories and approximate number of Data Subjects and records affected;</w:t>
@@ -2062,11 +2548,11 @@
     </w:p>
     <w:p>
       <w:pPr>
-        <w:pStyle w:val="Compact"/>
         <w:numPr>
           <w:ilvl w:val="0"/>
           <w:numId w:val="1007"/>
         </w:numPr>
+        <w:pStyle w:val="Compact"/>
       </w:pPr>
       <w:r>
         <w:t xml:space="preserve">The likely consequences;</w:t>
@@ -2074,11 +2560,11 @@
     </w:p>
     <w:p>
       <w:pPr>
-        <w:pStyle w:val="Compact"/>
         <w:numPr>
           <w:ilvl w:val="0"/>
           <w:numId w:val="1007"/>
         </w:numPr>
+        <w:pStyle w:val="Compact"/>
       </w:pPr>
       <w:r>
         <w:t xml:space="preserve">The measures taken or proposed to address it and mitigate adverse effects;</w:t>
@@ -2086,18 +2572,18 @@
     </w:p>
     <w:p>
       <w:pPr>
-        <w:pStyle w:val="Compact"/>
         <w:numPr>
           <w:ilvl w:val="0"/>
           <w:numId w:val="1007"/>
         </w:numPr>
+        <w:pStyle w:val="Compact"/>
       </w:pPr>
       <w:r>
         <w:t xml:space="preserve">The name and contact details of Vendor’s data protection contact.</w:t>
       </w:r>
     </w:p>
-    <w:bookmarkEnd w:id="36"/>
-    <w:bookmarkStart w:id="37" w:name="X395c8b1fb0703237de195722ed20b0ce577881e"/>
+    <w:bookmarkEnd w:id="47"/>
+    <w:bookmarkStart w:id="48" w:name="X395c8b1fb0703237de195722ed20b0ce577881e"/>
     <w:p>
       <w:pPr>
         <w:pStyle w:val="Heading3"/>
@@ -2116,11 +2602,11 @@
     </w:p>
     <w:p>
       <w:pPr>
-        <w:pStyle w:val="Compact"/>
         <w:numPr>
           <w:ilvl w:val="0"/>
           <w:numId w:val="1008"/>
         </w:numPr>
+        <w:pStyle w:val="Compact"/>
       </w:pPr>
       <w:r>
         <w:t xml:space="preserve">Providing PureTask with access to Vendor’s logs, records, and personnel reasonably necessary to investigate;</w:t>
@@ -2128,11 +2614,11 @@
     </w:p>
     <w:p>
       <w:pPr>
-        <w:pStyle w:val="Compact"/>
         <w:numPr>
           <w:ilvl w:val="0"/>
           <w:numId w:val="1008"/>
         </w:numPr>
+        <w:pStyle w:val="Compact"/>
       </w:pPr>
       <w:r>
         <w:t xml:space="preserve">Preserving evidence (logs, system images, forensic artifacts) for at least</w:t>
@@ -2142,8 +2628,8 @@
       </w:r>
       <w:r>
         <w:rPr>
-          <w:b/>
-          <w:bCs/>
+          <w:bCs/>
+          <w:b/>
         </w:rPr>
         <w:t xml:space="preserve">two (2) years</w:t>
       </w:r>
@@ -2153,11 +2639,11 @@
     </w:p>
     <w:p>
       <w:pPr>
-        <w:pStyle w:val="Compact"/>
         <w:numPr>
           <w:ilvl w:val="0"/>
           <w:numId w:val="1008"/>
         </w:numPr>
+        <w:pStyle w:val="Compact"/>
       </w:pPr>
       <w:r>
         <w:t xml:space="preserve">Engaging a qualified forensic investigator at Vendor’s expense if the Security Incident is attributable to Vendor’s acts or omissions;</w:t>
@@ -2165,11 +2651,11 @@
     </w:p>
     <w:p>
       <w:pPr>
-        <w:pStyle w:val="Compact"/>
         <w:numPr>
           <w:ilvl w:val="0"/>
           <w:numId w:val="1008"/>
         </w:numPr>
+        <w:pStyle w:val="Compact"/>
       </w:pPr>
       <w:r>
         <w:t xml:space="preserve">Coordinating remediation, including patching, credential rotation, and Sub-Processor management;</w:t>
@@ -2177,18 +2663,18 @@
     </w:p>
     <w:p>
       <w:pPr>
-        <w:pStyle w:val="Compact"/>
         <w:numPr>
           <w:ilvl w:val="0"/>
           <w:numId w:val="1008"/>
         </w:numPr>
+        <w:pStyle w:val="Compact"/>
       </w:pPr>
       <w:r>
         <w:t xml:space="preserve">Providing regular status updates (no less frequently than weekly during active investigation).</w:t>
       </w:r>
     </w:p>
-    <w:bookmarkEnd w:id="37"/>
-    <w:bookmarkStart w:id="38" w:name="Xd6ccbccb086ae044674737a9a490e6d40f9bfb5"/>
+    <w:bookmarkEnd w:id="48"/>
+    <w:bookmarkStart w:id="49" w:name="Xd6ccbccb086ae044674737a9a490e6d40f9bfb5"/>
     <w:p>
       <w:pPr>
         <w:pStyle w:val="Heading3"/>
@@ -2209,8 +2695,8 @@
       </w:r>
       <w:r>
         <w:rPr>
-          <w:b/>
-          <w:bCs/>
+          <w:bCs/>
+          <w:b/>
         </w:rPr>
         <w:t xml:space="preserve">Cal. Civ. Code § 1798.82</w:t>
       </w:r>
@@ -2222,8 +2708,8 @@
       </w:r>
       <w:r>
         <w:rPr>
-          <w:b/>
-          <w:bCs/>
+          <w:bCs/>
+          <w:b/>
         </w:rPr>
         <w:t xml:space="preserve">Tex. Bus. &amp; Com. Code § 521.053</w:t>
       </w:r>
@@ -2235,8 +2721,8 @@
       </w:r>
       <w:r>
         <w:rPr>
-          <w:b/>
-          <w:bCs/>
+          <w:bCs/>
+          <w:b/>
         </w:rPr>
         <w:t xml:space="preserve">Fla. Stat. § 501.171</w:t>
       </w:r>
@@ -2248,8 +2734,8 @@
       </w:r>
       <w:r>
         <w:rPr>
-          <w:b/>
-          <w:bCs/>
+          <w:bCs/>
+          <w:b/>
         </w:rPr>
         <w:t xml:space="preserve">PureTask retains sole authority</w:t>
       </w:r>
@@ -2260,8 +2746,8 @@
         <w:t xml:space="preserve">over the content, timing, and method of any Data Subject or regulator notice, except where Vendor is independently required by law to notify (in which case Vendor shall inform PureTask in advance to the extent permitted).</w:t>
       </w:r>
     </w:p>
-    <w:bookmarkEnd w:id="38"/>
-    <w:bookmarkStart w:id="39" w:name="regulatory-inquiries-and-investigations"/>
+    <w:bookmarkEnd w:id="49"/>
+    <w:bookmarkStart w:id="50" w:name="regulatory-inquiries-and-investigations"/>
     <w:p>
       <w:pPr>
         <w:pStyle w:val="Heading3"/>
@@ -2282,8 +2768,8 @@
       </w:r>
       <w:r>
         <w:rPr>
-          <w:b/>
-          <w:bCs/>
+          <w:bCs/>
+          <w:b/>
         </w:rPr>
         <w:t xml:space="preserve">related to Personal Information processed under this DPA</w:t>
       </w:r>
@@ -2293,11 +2779,11 @@
     </w:p>
     <w:p>
       <w:pPr>
-        <w:pStyle w:val="Compact"/>
         <w:numPr>
           <w:ilvl w:val="0"/>
           <w:numId w:val="1009"/>
         </w:numPr>
+        <w:pStyle w:val="Compact"/>
       </w:pPr>
       <w:r>
         <w:t xml:space="preserve">Notify PureTask</w:t>
@@ -2307,8 +2793,8 @@
       </w:r>
       <w:r>
         <w:rPr>
-          <w:b/>
-          <w:bCs/>
+          <w:bCs/>
+          <w:b/>
         </w:rPr>
         <w:t xml:space="preserve">within 3 business days</w:t>
       </w:r>
@@ -2321,11 +2807,11 @@
     </w:p>
     <w:p>
       <w:pPr>
-        <w:pStyle w:val="Compact"/>
         <w:numPr>
           <w:ilvl w:val="0"/>
           <w:numId w:val="1009"/>
         </w:numPr>
+        <w:pStyle w:val="Compact"/>
       </w:pPr>
       <w:r>
         <w:t xml:space="preserve">Not respond substantively to the inquiry without first consulting with PureTask, except to the extent legally required to provide preliminary acknowledgment;</w:t>
@@ -2333,11 +2819,11 @@
     </w:p>
     <w:p>
       <w:pPr>
-        <w:pStyle w:val="Compact"/>
         <w:numPr>
           <w:ilvl w:val="0"/>
           <w:numId w:val="1009"/>
         </w:numPr>
+        <w:pStyle w:val="Compact"/>
       </w:pPr>
       <w:r>
         <w:t xml:space="preserve">Cooperate with PureTask’s response strategy, including providing documents, witnesses, and information PureTask reasonably requests;</w:t>
@@ -2345,18 +2831,18 @@
     </w:p>
     <w:p>
       <w:pPr>
-        <w:pStyle w:val="Compact"/>
         <w:numPr>
           <w:ilvl w:val="0"/>
           <w:numId w:val="1009"/>
         </w:numPr>
+        <w:pStyle w:val="Compact"/>
       </w:pPr>
       <w:r>
         <w:t xml:space="preserve">Coordinate with PureTask’s counsel where appropriate.</w:t>
       </w:r>
     </w:p>
-    <w:bookmarkEnd w:id="39"/>
-    <w:bookmarkStart w:id="40" w:name="no-acknowledgment-of-fault"/>
+    <w:bookmarkEnd w:id="50"/>
+    <w:bookmarkStart w:id="51" w:name="no-acknowledgment-of-fault"/>
     <w:p>
       <w:pPr>
         <w:pStyle w:val="Heading3"/>
@@ -2380,9 +2866,9 @@
         </w:pict>
       </w:r>
     </w:p>
-    <w:bookmarkEnd w:id="40"/>
-    <w:bookmarkEnd w:id="41"/>
-    <w:bookmarkStart w:id="44" w:name="international-transfers"/>
+    <w:bookmarkEnd w:id="51"/>
+    <w:bookmarkEnd w:id="52"/>
+    <w:bookmarkStart w:id="55" w:name="international-transfers"/>
     <w:p>
       <w:pPr>
         <w:pStyle w:val="Heading2"/>
@@ -2391,7 +2877,7 @@
         <w:t xml:space="preserve">9. International Transfers</w:t>
       </w:r>
     </w:p>
-    <w:bookmarkStart w:id="42" w:name="transfer-mechanism"/>
+    <w:bookmarkStart w:id="53" w:name="transfer-mechanism"/>
     <w:p>
       <w:pPr>
         <w:pStyle w:val="Heading3"/>
@@ -2412,8 +2898,8 @@
       </w:r>
       <w:r>
         <w:rPr>
-          <w:b/>
-          <w:bCs/>
+          <w:bCs/>
+          <w:b/>
         </w:rPr>
         <w:t xml:space="preserve">Standard Contractual Clauses (SCCs)</w:t>
       </w:r>
@@ -2428,8 +2914,8 @@
       </w:r>
       <w:r>
         <w:rPr>
-          <w:b/>
-          <w:bCs/>
+          <w:bCs/>
+          <w:b/>
         </w:rPr>
         <w:t xml:space="preserve">UK International Data Transfer Addendum</w:t>
       </w:r>
@@ -2439,16 +2925,16 @@
     </w:p>
     <w:p>
       <w:pPr>
-        <w:pStyle w:val="Compact"/>
         <w:numPr>
           <w:ilvl w:val="0"/>
           <w:numId w:val="1010"/>
         </w:numPr>
-      </w:pPr>
-      <w:r>
-        <w:rPr>
-          <w:b/>
-          <w:bCs/>
+        <w:pStyle w:val="Compact"/>
+      </w:pPr>
+      <w:r>
+        <w:rPr>
+          <w:bCs/>
+          <w:b/>
         </w:rPr>
         <w:t xml:space="preserve">Module Two (Controller to Processor)</w:t>
       </w:r>
@@ -2456,8 +2942,8 @@
         <w:t xml:space="preserve">: PureTask is the data exporter; Vendor is the data importer.</w:t>
       </w:r>
     </w:p>
-    <w:bookmarkEnd w:id="42"/>
-    <w:bookmarkStart w:id="43" w:name="onward-transfers"/>
+    <w:bookmarkEnd w:id="53"/>
+    <w:bookmarkStart w:id="54" w:name="onward-transfers"/>
     <w:p>
       <w:pPr>
         <w:pStyle w:val="Heading3"/>
@@ -2481,9 +2967,9 @@
         </w:pict>
       </w:r>
     </w:p>
-    <w:bookmarkEnd w:id="43"/>
-    <w:bookmarkEnd w:id="44"/>
-    <w:bookmarkStart w:id="48" w:name="X62e3dbe93d48347d1cdab139abcb17770c9f747"/>
+    <w:bookmarkEnd w:id="54"/>
+    <w:bookmarkEnd w:id="55"/>
+    <w:bookmarkStart w:id="59" w:name="X62e3dbe93d48347d1cdab139abcb17770c9f747"/>
     <w:p>
       <w:pPr>
         <w:pStyle w:val="Heading2"/>
@@ -2492,7 +2978,7 @@
         <w:t xml:space="preserve">10. Deletion or Return of Personal Information</w:t>
       </w:r>
     </w:p>
-    <w:bookmarkStart w:id="45" w:name="at-termination"/>
+    <w:bookmarkStart w:id="56" w:name="at-termination"/>
     <w:p>
       <w:pPr>
         <w:pStyle w:val="Heading3"/>
@@ -2511,11 +2997,11 @@
     </w:p>
     <w:p>
       <w:pPr>
-        <w:pStyle w:val="Compact"/>
         <w:numPr>
           <w:ilvl w:val="0"/>
           <w:numId w:val="1011"/>
         </w:numPr>
+        <w:pStyle w:val="Compact"/>
       </w:pPr>
       <w:r>
         <w:t xml:space="preserve">Return all Personal Information to PureTask in a structured, commonly used, machine-readable format; or</w:t>
@@ -2523,11 +3009,11 @@
     </w:p>
     <w:p>
       <w:pPr>
-        <w:pStyle w:val="Compact"/>
         <w:numPr>
           <w:ilvl w:val="0"/>
           <w:numId w:val="1011"/>
         </w:numPr>
+        <w:pStyle w:val="Compact"/>
       </w:pPr>
       <w:r>
         <w:t xml:space="preserve">Securely delete all Personal Information, including from backups (subject to commercially reasonable backup-overwrite timelines, not to exceed</w:t>
@@ -2537,8 +3023,8 @@
       </w:r>
       <w:r>
         <w:rPr>
-          <w:b/>
-          <w:bCs/>
+          <w:bCs/>
+          <w:b/>
         </w:rPr>
         <w:t xml:space="preserve">180 days</w:t>
       </w:r>
@@ -2546,8 +3032,8 @@
         <w:t xml:space="preserve">).</w:t>
       </w:r>
     </w:p>
-    <w:bookmarkEnd w:id="45"/>
-    <w:bookmarkStart w:id="46" w:name="certification"/>
+    <w:bookmarkEnd w:id="56"/>
+    <w:bookmarkStart w:id="57" w:name="certification"/>
     <w:p>
       <w:pPr>
         <w:pStyle w:val="Heading3"/>
@@ -2568,8 +3054,8 @@
       </w:r>
       <w:r>
         <w:rPr>
-          <w:b/>
-          <w:bCs/>
+          <w:bCs/>
+          <w:b/>
         </w:rPr>
         <w:t xml:space="preserve">30 days</w:t>
       </w:r>
@@ -2580,8 +3066,8 @@
         <w:t xml:space="preserve">of termination.</w:t>
       </w:r>
     </w:p>
-    <w:bookmarkEnd w:id="46"/>
-    <w:bookmarkStart w:id="47" w:name="retention-required-by-law"/>
+    <w:bookmarkEnd w:id="57"/>
+    <w:bookmarkStart w:id="58" w:name="retention-required-by-law"/>
     <w:p>
       <w:pPr>
         <w:pStyle w:val="Heading3"/>
@@ -2605,9 +3091,9 @@
         </w:pict>
       </w:r>
     </w:p>
-    <w:bookmarkEnd w:id="47"/>
-    <w:bookmarkEnd w:id="48"/>
-    <w:bookmarkStart w:id="49" w:name="liability-and-indemnification"/>
+    <w:bookmarkEnd w:id="58"/>
+    <w:bookmarkEnd w:id="59"/>
+    <w:bookmarkStart w:id="60" w:name="liability-and-indemnification"/>
     <w:p>
       <w:pPr>
         <w:pStyle w:val="Heading2"/>
@@ -2628,8 +3114,8 @@
       </w:r>
       <w:r>
         <w:rPr>
-          <w:b/>
-          <w:bCs/>
+          <w:bCs/>
+          <w:b/>
         </w:rPr>
         <w:t xml:space="preserve">does not apply</w:t>
       </w:r>
@@ -2642,11 +3128,11 @@
     </w:p>
     <w:p>
       <w:pPr>
-        <w:pStyle w:val="Compact"/>
         <w:numPr>
           <w:ilvl w:val="0"/>
           <w:numId w:val="1012"/>
         </w:numPr>
+        <w:pStyle w:val="Compact"/>
       </w:pPr>
       <w:r>
         <w:t xml:space="preserve">Vendor’s breach of Section 2 (no Sale, Sharing, or unauthorized use);</w:t>
@@ -2654,11 +3140,11 @@
     </w:p>
     <w:p>
       <w:pPr>
-        <w:pStyle w:val="Compact"/>
         <w:numPr>
           <w:ilvl w:val="0"/>
           <w:numId w:val="1012"/>
         </w:numPr>
+        <w:pStyle w:val="Compact"/>
       </w:pPr>
       <w:r>
         <w:t xml:space="preserve">Vendor’s breach of Section 4 (Security) resulting in a Security Incident; or</w:t>
@@ -2666,11 +3152,11 @@
     </w:p>
     <w:p>
       <w:pPr>
-        <w:pStyle w:val="Compact"/>
         <w:numPr>
           <w:ilvl w:val="0"/>
           <w:numId w:val="1012"/>
         </w:numPr>
+        <w:pStyle w:val="Compact"/>
       </w:pPr>
       <w:r>
         <w:t xml:space="preserve">Either party’s indemnification obligations under Applicable Privacy Laws.</w:t>
@@ -2688,8 +3174,8 @@
       </w:r>
       <w:r>
         <w:rPr>
-          <w:b/>
-          <w:bCs/>
+          <w:bCs/>
+          <w:b/>
         </w:rPr>
         <w:t xml:space="preserve">indemnify PureTask</w:t>
       </w:r>
@@ -2707,8 +3193,8 @@
         </w:pict>
       </w:r>
     </w:p>
-    <w:bookmarkEnd w:id="49"/>
-    <w:bookmarkStart w:id="56" w:name="general-provisions"/>
+    <w:bookmarkEnd w:id="60"/>
+    <w:bookmarkStart w:id="67" w:name="general-provisions"/>
     <w:p>
       <w:pPr>
         <w:pStyle w:val="Heading2"/>
@@ -2717,7 +3203,7 @@
         <w:t xml:space="preserve">12. General Provisions</w:t>
       </w:r>
     </w:p>
-    <w:bookmarkStart w:id="50" w:name="term"/>
+    <w:bookmarkStart w:id="61" w:name="term"/>
     <w:p>
       <w:pPr>
         <w:pStyle w:val="Heading3"/>
@@ -2734,8 +3220,8 @@
         <w:t xml:space="preserve">This DPA is effective on the Effective Date and continues for the duration of the Principal Agreement. Sections 4, 8, 10, and 11 survive termination as necessary.</w:t>
       </w:r>
     </w:p>
-    <w:bookmarkEnd w:id="50"/>
-    <w:bookmarkStart w:id="51" w:name="governing-law"/>
+    <w:bookmarkEnd w:id="61"/>
+    <w:bookmarkStart w:id="62" w:name="governing-law"/>
     <w:p>
       <w:pPr>
         <w:pStyle w:val="Heading3"/>
@@ -2752,8 +3238,8 @@
         <w:t xml:space="preserve">The law specified in the Principal Agreement, or if none, California law.</w:t>
       </w:r>
     </w:p>
-    <w:bookmarkEnd w:id="51"/>
-    <w:bookmarkStart w:id="52" w:name="severability"/>
+    <w:bookmarkEnd w:id="62"/>
+    <w:bookmarkStart w:id="63" w:name="severability"/>
     <w:p>
       <w:pPr>
         <w:pStyle w:val="Heading3"/>
@@ -2770,8 +3256,8 @@
         <w:t xml:space="preserve">If any provision is unenforceable, the remainder remains in effect.</w:t>
       </w:r>
     </w:p>
-    <w:bookmarkEnd w:id="52"/>
-    <w:bookmarkStart w:id="53" w:name="order-of-precedence"/>
+    <w:bookmarkEnd w:id="63"/>
+    <w:bookmarkStart w:id="64" w:name="order-of-precedence"/>
     <w:p>
       <w:pPr>
         <w:pStyle w:val="Heading3"/>
@@ -2788,8 +3274,8 @@
         <w:t xml:space="preserve">In the event of conflict: (1) the SCCs (for EEA/UK transfers); (2) this DPA; (3) the Principal Agreement.</w:t>
       </w:r>
     </w:p>
-    <w:bookmarkEnd w:id="53"/>
-    <w:bookmarkStart w:id="54" w:name="counterparts-electronic-signatures"/>
+    <w:bookmarkEnd w:id="64"/>
+    <w:bookmarkStart w:id="65" w:name="counterparts-electronic-signatures"/>
     <w:p>
       <w:pPr>
         <w:pStyle w:val="Heading3"/>
@@ -2806,8 +3292,8 @@
         <w:t xml:space="preserve">This DPA may be executed in counterparts. Electronic signatures have the same effect as handwritten.</w:t>
       </w:r>
     </w:p>
-    <w:bookmarkEnd w:id="54"/>
-    <w:bookmarkStart w:id="55" w:name="entire-agreement"/>
+    <w:bookmarkEnd w:id="65"/>
+    <w:bookmarkStart w:id="66" w:name="entire-agreement"/>
     <w:p>
       <w:pPr>
         <w:pStyle w:val="Heading3"/>
@@ -2831,9 +3317,9 @@
         </w:pict>
       </w:r>
     </w:p>
-    <w:bookmarkEnd w:id="55"/>
-    <w:bookmarkEnd w:id="56"/>
-    <w:bookmarkStart w:id="57" w:name="signatures"/>
+    <w:bookmarkEnd w:id="66"/>
+    <w:bookmarkEnd w:id="67"/>
+    <w:bookmarkStart w:id="68" w:name="signatures"/>
     <w:p>
       <w:pPr>
         <w:pStyle w:val="Heading2"/>
@@ -2848,8 +3334,8 @@
       </w:pPr>
       <w:r>
         <w:rPr>
-          <w:b/>
-          <w:bCs/>
+          <w:bCs/>
+          <w:b/>
         </w:rPr>
         <w:t xml:space="preserve">PURETASK LLC</w:t>
       </w:r>
@@ -2886,8 +3372,8 @@
       </w:pPr>
       <w:r>
         <w:rPr>
-          <w:b/>
-          <w:bCs/>
+          <w:bCs/>
+          <w:b/>
         </w:rPr>
         <w:t xml:space="preserve">[VENDOR LEGAL NAME]</w:t>
       </w:r>
@@ -2925,9 +3411,9 @@
         </w:pict>
       </w:r>
     </w:p>
-    <w:bookmarkEnd w:id="57"/>
-    <w:bookmarkEnd w:id="58"/>
-    <w:bookmarkStart w:id="59" w:name="schedule-1-description-of-processing"/>
+    <w:bookmarkEnd w:id="68"/>
+    <w:bookmarkEnd w:id="69"/>
+    <w:bookmarkStart w:id="70" w:name="schedule-1-description-of-processing"/>
     <w:p>
       <w:pPr>
         <w:pStyle w:val="Heading1"/>
@@ -2940,8 +3426,8 @@
       <w:tblPr>
         <w:tblStyle w:val="Table"/>
         <w:tblW w:type="pct" w:w="5000"/>
-        <w:tblLayout w:type="fixed"/>
         <w:tblLook w:firstRow="1" w:lastRow="0" w:firstColumn="0" w:lastColumn="0" w:noHBand="0" w:noVBand="0" w:val="0020"/>
+        <w:jc w:val="start"/>
       </w:tblPr>
       <w:tblGrid>
         <w:gridCol w:w="3960"/>
@@ -2949,13 +3435,14 @@
       </w:tblGrid>
       <w:tr>
         <w:trPr>
-          <w:tblHeader w:val="on"/>
+          <w:tblHeader w:val="true"/>
         </w:trPr>
         <w:tc>
           <w:tcPr/>
           <w:p>
             <w:pPr>
               <w:pStyle w:val="Compact"/>
+              <w:jc w:val="left"/>
             </w:pPr>
             <w:r>
               <w:t xml:space="preserve">Item</w:t>
@@ -2967,6 +3454,7 @@
           <w:p>
             <w:pPr>
               <w:pStyle w:val="Compact"/>
+              <w:jc w:val="left"/>
             </w:pPr>
             <w:r>
               <w:t xml:space="preserve">Description</w:t>
@@ -2980,11 +3468,12 @@
           <w:p>
             <w:pPr>
               <w:pStyle w:val="Compact"/>
+              <w:jc w:val="left"/>
             </w:pPr>
             <w:r>
               <w:rPr>
+                <w:bCs/>
                 <w:b/>
-                <w:bCs/>
               </w:rPr>
               <w:t xml:space="preserve">Permitted Purpose(s)</w:t>
             </w:r>
@@ -2995,9 +3484,25 @@
           <w:p>
             <w:pPr>
               <w:pStyle w:val="Compact"/>
+              <w:jc w:val="left"/>
             </w:pPr>
             <w:r>
-              <w:t xml:space="preserve">[E.g., “Process payments and payouts on PureTask’s behalf using Stripe Connect Express; perform fraud-risk scoring on transactions; issue IRS Form 1099-K to Pros where required.”]</w:t>
+              <w:t xml:space="preserve">[E.g.,</w:t>
+            </w:r>
+            <w:r>
+              <w:t xml:space="preserve"> </w:t>
+            </w:r>
+            <w:r>
+              <w:t xml:space="preserve">“</w:t>
+            </w:r>
+            <w:r>
+              <w:t xml:space="preserve">Process payments and payouts on PureTask’s behalf using Stripe Connect Express; perform fraud-risk scoring on transactions; issue IRS Form 1099-K to Pros where required.</w:t>
+            </w:r>
+            <w:r>
+              <w:t xml:space="preserve">”</w:t>
+            </w:r>
+            <w:r>
+              <w:t xml:space="preserve">]</w:t>
             </w:r>
           </w:p>
         </w:tc>
@@ -3008,11 +3513,12 @@
           <w:p>
             <w:pPr>
               <w:pStyle w:val="Compact"/>
+              <w:jc w:val="left"/>
             </w:pPr>
             <w:r>
               <w:rPr>
+                <w:bCs/>
                 <w:b/>
-                <w:bCs/>
               </w:rPr>
               <w:t xml:space="preserve">Categories of Data Subjects</w:t>
             </w:r>
@@ -3023,6 +3529,7 @@
           <w:p>
             <w:pPr>
               <w:pStyle w:val="Compact"/>
+              <w:jc w:val="left"/>
             </w:pPr>
             <w:r>
               <w:t xml:space="preserve">Clients (end consumers); Pros (independent contractors); other Platform Users.</w:t>
@@ -3036,11 +3543,12 @@
           <w:p>
             <w:pPr>
               <w:pStyle w:val="Compact"/>
+              <w:jc w:val="left"/>
             </w:pPr>
             <w:r>
               <w:rPr>
+                <w:bCs/>
                 <w:b/>
-                <w:bCs/>
               </w:rPr>
               <w:t xml:space="preserve">Categories of Personal Information</w:t>
             </w:r>
@@ -3051,6 +3559,7 @@
           <w:p>
             <w:pPr>
               <w:pStyle w:val="Compact"/>
+              <w:jc w:val="left"/>
             </w:pPr>
             <w:r>
               <w:t xml:space="preserve">[Tailor per vendor — examples: identifiers, contact info, transaction information, IP address, device identifiers, geolocation, government ID (background-check vendor only), tax identifiers (Stripe only), payment-card tokens (Stripe only).]</w:t>
@@ -3064,11 +3573,12 @@
           <w:p>
             <w:pPr>
               <w:pStyle w:val="Compact"/>
+              <w:jc w:val="left"/>
             </w:pPr>
             <w:r>
               <w:rPr>
+                <w:bCs/>
                 <w:b/>
-                <w:bCs/>
               </w:rPr>
               <w:t xml:space="preserve">Categories of Sensitive Personal Information</w:t>
             </w:r>
@@ -3079,6 +3589,7 @@
           <w:p>
             <w:pPr>
               <w:pStyle w:val="Compact"/>
+              <w:jc w:val="left"/>
             </w:pPr>
             <w:r>
               <w:t xml:space="preserve">[Tailor — examples: last 4 of SSN/Tax ID (Stripe and background-check vendor); government-ID images (background-check vendor); precise geolocation during active GPS check-in.]</w:t>
@@ -3092,11 +3603,12 @@
           <w:p>
             <w:pPr>
               <w:pStyle w:val="Compact"/>
+              <w:jc w:val="left"/>
             </w:pPr>
             <w:r>
               <w:rPr>
+                <w:bCs/>
                 <w:b/>
-                <w:bCs/>
               </w:rPr>
               <w:t xml:space="preserve">Frequency of Processing</w:t>
             </w:r>
@@ -3107,6 +3619,7 @@
           <w:p>
             <w:pPr>
               <w:pStyle w:val="Compact"/>
+              <w:jc w:val="left"/>
             </w:pPr>
             <w:r>
               <w:t xml:space="preserve">Continuous</w:t>
@@ -3120,11 +3633,12 @@
           <w:p>
             <w:pPr>
               <w:pStyle w:val="Compact"/>
+              <w:jc w:val="left"/>
             </w:pPr>
             <w:r>
               <w:rPr>
+                <w:bCs/>
                 <w:b/>
-                <w:bCs/>
               </w:rPr>
               <w:t xml:space="preserve">Duration of Processing</w:t>
             </w:r>
@@ -3135,6 +3649,7 @@
           <w:p>
             <w:pPr>
               <w:pStyle w:val="Compact"/>
+              <w:jc w:val="left"/>
             </w:pPr>
             <w:r>
               <w:t xml:space="preserve">For the term of the Principal Agreement, plus any post-termination retention period required by law (typically up to 7 years for financial records).</w:t>
@@ -3148,11 +3663,12 @@
           <w:p>
             <w:pPr>
               <w:pStyle w:val="Compact"/>
+              <w:jc w:val="left"/>
             </w:pPr>
             <w:r>
               <w:rPr>
+                <w:bCs/>
                 <w:b/>
-                <w:bCs/>
               </w:rPr>
               <w:t xml:space="preserve">Nature of Processing</w:t>
             </w:r>
@@ -3163,9 +3679,25 @@
           <w:p>
             <w:pPr>
               <w:pStyle w:val="Compact"/>
+              <w:jc w:val="left"/>
             </w:pPr>
             <w:r>
-              <w:t xml:space="preserve">[E.g., “Collection, storage, transmission, security monitoring, fraud detection, tax reporting.”]</w:t>
+              <w:t xml:space="preserve">[E.g.,</w:t>
+            </w:r>
+            <w:r>
+              <w:t xml:space="preserve"> </w:t>
+            </w:r>
+            <w:r>
+              <w:t xml:space="preserve">“</w:t>
+            </w:r>
+            <w:r>
+              <w:t xml:space="preserve">Collection, storage, transmission, security monitoring, fraud detection, tax reporting.</w:t>
+            </w:r>
+            <w:r>
+              <w:t xml:space="preserve">”</w:t>
+            </w:r>
+            <w:r>
+              <w:t xml:space="preserve">]</w:t>
             </w:r>
           </w:p>
         </w:tc>
@@ -3178,8 +3710,8 @@
         </w:pict>
       </w:r>
     </w:p>
-    <w:bookmarkEnd w:id="59"/>
-    <w:bookmarkStart w:id="60" w:name="X94e47343a8974837706d8749e6219b8110e109e"/>
+    <w:bookmarkEnd w:id="70"/>
+    <w:bookmarkStart w:id="71" w:name="X94e47343a8974837706d8749e6219b8110e109e"/>
     <w:p>
       <w:pPr>
         <w:pStyle w:val="Heading1"/>
@@ -3193,6 +3725,7 @@
         <w:tblStyle w:val="Table"/>
         <w:tblW w:type="auto" w:w="0"/>
         <w:tblLook w:firstRow="1" w:lastRow="0" w:firstColumn="0" w:lastColumn="0" w:noHBand="0" w:noVBand="0" w:val="0020"/>
+        <w:jc w:val="start"/>
       </w:tblPr>
       <w:tblGrid>
         <w:gridCol w:w="2640"/>
@@ -3201,13 +3734,14 @@
       </w:tblGrid>
       <w:tr>
         <w:trPr>
-          <w:tblHeader w:val="on"/>
+          <w:tblHeader w:val="true"/>
         </w:trPr>
         <w:tc>
           <w:tcPr/>
           <w:p>
             <w:pPr>
               <w:pStyle w:val="Compact"/>
+              <w:jc w:val="left"/>
             </w:pPr>
             <w:r>
               <w:t xml:space="preserve">Sub-Processor Name</w:t>
@@ -3219,6 +3753,7 @@
           <w:p>
             <w:pPr>
               <w:pStyle w:val="Compact"/>
+              <w:jc w:val="left"/>
             </w:pPr>
             <w:r>
               <w:t xml:space="preserve">Function</w:t>
@@ -3230,6 +3765,7 @@
           <w:p>
             <w:pPr>
               <w:pStyle w:val="Compact"/>
+              <w:jc w:val="left"/>
             </w:pPr>
             <w:r>
               <w:t xml:space="preserve">Location</w:t>
@@ -3243,6 +3779,7 @@
           <w:p>
             <w:pPr>
               <w:pStyle w:val="Compact"/>
+              <w:jc w:val="left"/>
             </w:pPr>
             <w:r>
               <w:t xml:space="preserve">[E.g., AWS]</w:t>
@@ -3254,6 +3791,7 @@
           <w:p>
             <w:pPr>
               <w:pStyle w:val="Compact"/>
+              <w:jc w:val="left"/>
             </w:pPr>
             <w:r>
               <w:t xml:space="preserve">Cloud hosting</w:t>
@@ -3265,6 +3803,7 @@
           <w:p>
             <w:pPr>
               <w:pStyle w:val="Compact"/>
+              <w:jc w:val="left"/>
             </w:pPr>
             <w:r>
               <w:t xml:space="preserve">United States</w:t>
@@ -3278,6 +3817,7 @@
           <w:p>
             <w:pPr>
               <w:pStyle w:val="Compact"/>
+              <w:jc w:val="left"/>
             </w:pPr>
             <w:r>
               <w:t xml:space="preserve">[E.g., Datadog]</w:t>
@@ -3289,6 +3829,7 @@
           <w:p>
             <w:pPr>
               <w:pStyle w:val="Compact"/>
+              <w:jc w:val="left"/>
             </w:pPr>
             <w:r>
               <w:t xml:space="preserve">Monitoring and logging</w:t>
@@ -3300,6 +3841,7 @@
           <w:p>
             <w:pPr>
               <w:pStyle w:val="Compact"/>
+              <w:jc w:val="left"/>
             </w:pPr>
             <w:r>
               <w:t xml:space="preserve">United States</w:t>
@@ -3313,6 +3855,7 @@
           <w:p>
             <w:pPr>
               <w:pStyle w:val="Compact"/>
+              <w:jc w:val="left"/>
             </w:pPr>
             <w:r>
               <w:t xml:space="preserve">[E.g., Plaid]</w:t>
@@ -3324,6 +3867,7 @@
           <w:p>
             <w:pPr>
               <w:pStyle w:val="Compact"/>
+              <w:jc w:val="left"/>
             </w:pPr>
             <w:r>
               <w:t xml:space="preserve">Bank verification</w:t>
@@ -3335,6 +3879,7 @@
           <w:p>
             <w:pPr>
               <w:pStyle w:val="Compact"/>
+              <w:jc w:val="left"/>
             </w:pPr>
             <w:r>
               <w:t xml:space="preserve">United States</w:t>
@@ -3355,8 +3900,8 @@
       </w:r>
       <w:r>
         <w:rPr>
-          <w:b/>
-          <w:bCs/>
+          <w:bCs/>
+          <w:b/>
         </w:rPr>
         <w:t xml:space="preserve">[URL]</w:t>
       </w:r>
@@ -3374,8 +3919,8 @@
         </w:pict>
       </w:r>
     </w:p>
-    <w:bookmarkEnd w:id="60"/>
-    <w:bookmarkStart w:id="61" w:name="X553c0b8e5f6852fbfe9230101f9ab0252f53d5e"/>
+    <w:bookmarkEnd w:id="71"/>
+    <w:bookmarkStart w:id="72" w:name="X553c0b8e5f6852fbfe9230101f9ab0252f53d5e"/>
     <w:p>
       <w:pPr>
         <w:pStyle w:val="Heading1"/>
@@ -3402,13 +3947,49 @@
       </w:r>
       <w:r>
         <w:rPr>
-          <w:b/>
-          <w:bCs/>
+          <w:bCs/>
+          <w:b/>
         </w:rPr>
         <w:t xml:space="preserve">Stripe</w:t>
       </w:r>
       <w:r>
-        <w:t xml:space="preserve">: Stripe is the “Business” for its own credit-card and fraud-prevention data, and a “Service Provider” for the payment-facilitation services delivered to PureTask.</w:t>
+        <w:t xml:space="preserve">: Stripe is the</w:t>
+      </w:r>
+      <w:r>
+        <w:t xml:space="preserve"> </w:t>
+      </w:r>
+      <w:r>
+        <w:t xml:space="preserve">“</w:t>
+      </w:r>
+      <w:r>
+        <w:t xml:space="preserve">Business</w:t>
+      </w:r>
+      <w:r>
+        <w:t xml:space="preserve">”</w:t>
+      </w:r>
+      <w:r>
+        <w:t xml:space="preserve"> </w:t>
+      </w:r>
+      <w:r>
+        <w:t xml:space="preserve">for its own credit-card and fraud-prevention data, and a</w:t>
+      </w:r>
+      <w:r>
+        <w:t xml:space="preserve"> </w:t>
+      </w:r>
+      <w:r>
+        <w:t xml:space="preserve">“</w:t>
+      </w:r>
+      <w:r>
+        <w:t xml:space="preserve">Service Provider</w:t>
+      </w:r>
+      <w:r>
+        <w:t xml:space="preserve">”</w:t>
+      </w:r>
+      <w:r>
+        <w:t xml:space="preserve"> </w:t>
+      </w:r>
+      <w:r>
+        <w:t xml:space="preserve">for the payment-facilitation services delivered to PureTask.</w:t>
       </w:r>
       <w:r>
         <w:t xml:space="preserve"> </w:t>
@@ -3421,8 +4002,8 @@
       </w:r>
       <w:r>
         <w:rPr>
-          <w:b/>
-          <w:bCs/>
+          <w:bCs/>
+          <w:b/>
         </w:rPr>
         <w:t xml:space="preserve">background-check vendors</w:t>
       </w:r>
@@ -3440,8 +4021,8 @@
       </w:r>
       <w:r>
         <w:rPr>
-          <w:b/>
-          <w:bCs/>
+          <w:bCs/>
+          <w:b/>
         </w:rPr>
         <w:t xml:space="preserve">OneSignal / Twilio</w:t>
       </w:r>
@@ -3459,8 +4040,8 @@
       </w:r>
       <w:r>
         <w:rPr>
-          <w:b/>
-          <w:bCs/>
+          <w:bCs/>
+          <w:b/>
         </w:rPr>
         <w:t xml:space="preserve">AWS / cloud-hosting</w:t>
       </w:r>
@@ -3481,18 +4062,14 @@
       </w:pPr>
       <w:r>
         <w:rPr>
+          <w:iCs/>
           <w:i/>
-          <w:iCs/>
         </w:rPr>
         <w:t xml:space="preserve">This document is a general template. It is not legal advice. DPAs vary by vendor and by privacy law. Please have a licensed attorney review and tailor each DPA before execution. Note that most large vendors (Stripe, AWS, OneSignal, Twilio, Checkr) publish their own DPAs; you may need to accept their form, mark it up, or add a supplement.</w:t>
       </w:r>
     </w:p>
-    <w:bookmarkEnd w:id="61"/>
-    <w:sectPr>
-      <w:footnotePr>
-        <w:numRestart w:val="eachSect"/>
-      </w:footnotePr>
-    </w:sectPr>
+    <w:bookmarkEnd w:id="72"/>
+    <w:sectPr/>
   </w:body>
 </w:document>
 </file>
@@ -3523,14 +4100,14 @@
 <file path=word/numbering.xml><?xml version="1.0" encoding="utf-8"?>
 <w:numbering xmlns:w="http://schemas.openxmlformats.org/wordprocessingml/2006/main">
   <w:abstractNum w:abstractNumId="990">
-    <w:nsid w:val="0000A990"/>
+    <w:nsid w:val="A990"/>
     <w:multiLevelType w:val="multilevel"/>
     <w:lvl w:ilvl="0">
       <w:numFmt w:val="bullet"/>
       <w:lvlText w:val=" "/>
       <w:lvlJc w:val="left"/>
       <w:pPr>
-        <w:ind w:left="720" w:hanging="360"/>
+        <w:ind w:left="720" w:hanging="480"/>
       </w:pPr>
     </w:lvl>
     <w:lvl w:ilvl="1">
@@ -3538,7 +4115,7 @@
       <w:lvlText w:val=" "/>
       <w:lvlJc w:val="left"/>
       <w:pPr>
-        <w:ind w:left="1440" w:hanging="360"/>
+        <w:ind w:left="1440" w:hanging="480"/>
       </w:pPr>
     </w:lvl>
     <w:lvl w:ilvl="2">
@@ -3546,7 +4123,7 @@
       <w:lvlText w:val=" "/>
       <w:lvlJc w:val="left"/>
       <w:pPr>
-        <w:ind w:left="2160" w:hanging="360"/>
+        <w:ind w:left="2160" w:hanging="480"/>
       </w:pPr>
     </w:lvl>
     <w:lvl w:ilvl="3">
@@ -3554,7 +4131,7 @@
       <w:lvlText w:val=" "/>
       <w:lvlJc w:val="left"/>
       <w:pPr>
-        <w:ind w:left="2880" w:hanging="360"/>
+        <w:ind w:left="2880" w:hanging="480"/>
       </w:pPr>
     </w:lvl>
     <w:lvl w:ilvl="4">
@@ -3562,7 +4139,7 @@
       <w:lvlText w:val=" "/>
       <w:lvlJc w:val="left"/>
       <w:pPr>
-        <w:ind w:left="3600" w:hanging="360"/>
+        <w:ind w:left="3600" w:hanging="480"/>
       </w:pPr>
     </w:lvl>
     <w:lvl w:ilvl="5">
@@ -3570,7 +4147,7 @@
       <w:lvlText w:val=" "/>
       <w:lvlJc w:val="left"/>
       <w:pPr>
-        <w:ind w:left="4320" w:hanging="360"/>
+        <w:ind w:left="4320" w:hanging="480"/>
       </w:pPr>
     </w:lvl>
     <w:lvl w:ilvl="6">
@@ -3578,7 +4155,7 @@
       <w:lvlText w:val=" "/>
       <w:lvlJc w:val="left"/>
       <w:pPr>
-        <w:ind w:left="5040" w:hanging="360"/>
+        <w:ind w:left="5040" w:hanging="480"/>
       </w:pPr>
     </w:lvl>
     <w:lvl w:ilvl="7">
@@ -3586,7 +4163,7 @@
       <w:lvlText w:val=" "/>
       <w:lvlJc w:val="left"/>
       <w:pPr>
-        <w:ind w:left="5760" w:hanging="360"/>
+        <w:ind w:left="5760" w:hanging="480"/>
       </w:pPr>
     </w:lvl>
     <w:lvl w:ilvl="8">
@@ -3594,115 +4171,88 @@
       <w:lvlText w:val=" "/>
       <w:lvlJc w:val="left"/>
       <w:pPr>
-        <w:ind w:left="6480" w:hanging="360"/>
+        <w:ind w:left="6480" w:hanging="480"/>
       </w:pPr>
     </w:lvl>
   </w:abstractNum>
   <w:abstractNum w:abstractNumId="991">
-    <w:nsid w:val="0000A991"/>
+    <w:nsid w:val="A991"/>
     <w:multiLevelType w:val="multilevel"/>
     <w:lvl w:ilvl="0">
       <w:numFmt w:val="bullet"/>
-      <w:lvlText w:val=""/>
+      <w:lvlText w:val="•"/>
       <w:lvlJc w:val="left"/>
       <w:pPr>
-        <w:ind w:left="720" w:hanging="360"/>
-      </w:pPr>
-      <w:rPr>
-        <w:rFonts w:ascii="Symbol" w:hAnsi="Symbol" w:cs="Symbol" w:hint="default"/>
-      </w:rPr>
+        <w:ind w:left="720" w:hanging="480"/>
+      </w:pPr>
     </w:lvl>
     <w:lvl w:ilvl="1">
       <w:numFmt w:val="bullet"/>
-      <w:lvlText w:val="o"/>
+      <w:lvlText w:val="–"/>
       <w:lvlJc w:val="left"/>
       <w:pPr>
-        <w:ind w:left="1440" w:hanging="360"/>
-      </w:pPr>
-      <w:rPr>
-        <w:rFonts w:ascii="Courier New" w:hAnsi="Courier New" w:cs="Courier New" w:hint="default"/>
-      </w:rPr>
+        <w:ind w:left="1440" w:hanging="480"/>
+      </w:pPr>
     </w:lvl>
     <w:lvl w:ilvl="2">
       <w:numFmt w:val="bullet"/>
-      <w:lvlText w:val=""/>
+      <w:lvlText w:val="•"/>
       <w:lvlJc w:val="left"/>
       <w:pPr>
-        <w:ind w:left="2160" w:hanging="360"/>
-      </w:pPr>
-      <w:rPr>
-        <w:rFonts w:ascii="Wingdings" w:hAnsi="Wingdings" w:cs="Wingdings" w:hint="default"/>
-      </w:rPr>
+        <w:ind w:left="2160" w:hanging="480"/>
+      </w:pPr>
     </w:lvl>
     <w:lvl w:ilvl="3">
       <w:numFmt w:val="bullet"/>
-      <w:lvlText w:val=""/>
+      <w:lvlText w:val="–"/>
       <w:lvlJc w:val="left"/>
       <w:pPr>
-        <w:ind w:left="2880" w:hanging="360"/>
-      </w:pPr>
-      <w:rPr>
-        <w:rFonts w:ascii="Symbol" w:hAnsi="Symbol" w:cs="Symbol" w:hint="default"/>
-      </w:rPr>
+        <w:ind w:left="2880" w:hanging="480"/>
+      </w:pPr>
     </w:lvl>
     <w:lvl w:ilvl="4">
       <w:numFmt w:val="bullet"/>
-      <w:lvlText w:val="o"/>
+      <w:lvlText w:val="•"/>
       <w:lvlJc w:val="left"/>
       <w:pPr>
-        <w:ind w:left="3600" w:hanging="360"/>
-      </w:pPr>
-      <w:rPr>
-        <w:rFonts w:ascii="Courier New" w:hAnsi="Courier New" w:cs="Courier New" w:hint="default"/>
-      </w:rPr>
+        <w:ind w:left="3600" w:hanging="480"/>
+      </w:pPr>
     </w:lvl>
     <w:lvl w:ilvl="5">
       <w:numFmt w:val="bullet"/>
-      <w:lvlText w:val=""/>
+      <w:lvlText w:val="–"/>
       <w:lvlJc w:val="left"/>
       <w:pPr>
-        <w:ind w:left="4320" w:hanging="360"/>
-      </w:pPr>
-      <w:rPr>
-        <w:rFonts w:ascii="Wingdings" w:hAnsi="Wingdings" w:cs="Wingdings" w:hint="default"/>
-      </w:rPr>
+        <w:ind w:left="4320" w:hanging="480"/>
+      </w:pPr>
     </w:lvl>
     <w:lvl w:ilvl="6">
       <w:numFmt w:val="bullet"/>
-      <w:lvlText w:val=""/>
+      <w:lvlText w:val="•"/>
       <w:lvlJc w:val="left"/>
       <w:pPr>
-        <w:ind w:left="5040" w:hanging="360"/>
-      </w:pPr>
-      <w:rPr>
-        <w:rFonts w:ascii="Symbol" w:hAnsi="Symbol" w:cs="Symbol" w:hint="default"/>
-      </w:rPr>
+        <w:ind w:left="5040" w:hanging="480"/>
+      </w:pPr>
     </w:lvl>
     <w:lvl w:ilvl="7">
       <w:numFmt w:val="bullet"/>
-      <w:lvlText w:val="o"/>
+      <w:lvlText w:val="–"/>
       <w:lvlJc w:val="left"/>
       <w:pPr>
-        <w:ind w:left="5760" w:hanging="360"/>
-      </w:pPr>
-      <w:rPr>
-        <w:rFonts w:ascii="Courier New" w:hAnsi="Courier New" w:cs="Courier New" w:hint="default"/>
-      </w:rPr>
+        <w:ind w:left="5760" w:hanging="480"/>
+      </w:pPr>
     </w:lvl>
     <w:lvl w:ilvl="8">
       <w:numFmt w:val="bullet"/>
-      <w:lvlText w:val=""/>
+      <w:lvlText w:val="•"/>
       <w:lvlJc w:val="left"/>
       <w:pPr>
-        <w:ind w:left="6480" w:hanging="360"/>
-      </w:pPr>
-      <w:rPr>
-        <w:rFonts w:ascii="Wingdings" w:hAnsi="Wingdings" w:cs="Wingdings" w:hint="default"/>
-      </w:rPr>
+        <w:ind w:left="6480" w:hanging="480"/>
+      </w:pPr>
     </w:lvl>
   </w:abstractNum>
   <w:abstractNum w:abstractNumId="99731">
-    <w:nsid w:val="00A99731"/>
+    <w:nsid w:val="A99731"/>
     <w:multiLevelType w:val="multilevel"/>
     <w:lvl w:ilvl="0">
       <w:start w:val="1"/>
@@ -3710,7 +4260,7 @@
       <w:lvlText w:val="(%1)"/>
       <w:lvlJc w:val="left"/>
       <w:pPr>
-        <w:ind w:left="720" w:hanging="360"/>
+        <w:ind w:left="720" w:hanging="480"/>
       </w:pPr>
     </w:lvl>
     <w:lvl w:ilvl="1">
@@ -3719,7 +4269,7 @@
       <w:lvlText w:val="(%2)"/>
       <w:lvlJc w:val="left"/>
       <w:pPr>
-        <w:ind w:left="1440" w:hanging="360"/>
+        <w:ind w:left="1440" w:hanging="480"/>
       </w:pPr>
     </w:lvl>
     <w:lvl w:ilvl="2">
@@ -3728,7 +4278,7 @@
       <w:lvlText w:val="(%3)"/>
       <w:lvlJc w:val="left"/>
       <w:pPr>
-        <w:ind w:left="2160" w:hanging="360"/>
+        <w:ind w:left="2160" w:hanging="480"/>
       </w:pPr>
     </w:lvl>
     <w:lvl w:ilvl="3">
@@ -3737,7 +4287,7 @@
       <w:lvlText w:val="(%4)"/>
       <w:lvlJc w:val="left"/>
       <w:pPr>
-        <w:ind w:left="2880" w:hanging="360"/>
+        <w:ind w:left="2880" w:hanging="480"/>
       </w:pPr>
     </w:lvl>
     <w:lvl w:ilvl="4">
@@ -3746,7 +4296,7 @@
       <w:lvlText w:val="(%5)"/>
       <w:lvlJc w:val="left"/>
       <w:pPr>
-        <w:ind w:left="3600" w:hanging="360"/>
+        <w:ind w:left="3600" w:hanging="480"/>
       </w:pPr>
     </w:lvl>
     <w:lvl w:ilvl="5">
@@ -3755,7 +4305,7 @@
       <w:lvlText w:val="(%6)"/>
       <w:lvlJc w:val="left"/>
       <w:pPr>
-        <w:ind w:left="4320" w:hanging="360"/>
+        <w:ind w:left="4320" w:hanging="480"/>
       </w:pPr>
     </w:lvl>
     <w:lvl w:ilvl="6">
@@ -3764,7 +4314,7 @@
       <w:lvlText w:val="(%7)"/>
       <w:lvlJc w:val="left"/>
       <w:pPr>
-        <w:ind w:left="5040" w:hanging="360"/>
+        <w:ind w:left="5040" w:hanging="480"/>
       </w:pPr>
     </w:lvl>
     <w:lvl w:ilvl="7">
@@ -3773,7 +4323,7 @@
       <w:lvlText w:val="(%8)"/>
       <w:lvlJc w:val="left"/>
       <w:pPr>
-        <w:ind w:left="5760" w:hanging="360"/>
+        <w:ind w:left="5760" w:hanging="480"/>
       </w:pPr>
     </w:lvl>
     <w:lvl w:ilvl="8">
@@ -3782,7 +4332,7 @@
       <w:lvlText w:val="(%9)"/>
       <w:lvlJc w:val="left"/>
       <w:pPr>
-        <w:ind w:left="6480" w:hanging="360"/>
+        <w:ind w:left="6480" w:hanging="480"/>
       </w:pPr>
     </w:lvl>
   </w:abstractNum>
@@ -4070,10 +4620,10 @@
     <w:name w:val="Body Text"/>
     <w:basedOn w:val="Normal"/>
     <w:link w:val="BodyTextChar"/>
-    <w:qFormat/>
     <w:pPr>
       <w:spacing w:after="180" w:before="180"/>
     </w:pPr>
+    <w:qFormat/>
   </w:style>
   <w:style w:customStyle="1" w:styleId="FirstParagraph" w:type="paragraph">
     <w:name w:val="First Paragraph"/>
@@ -4093,94 +4643,57 @@
     <w:name w:val="Title"/>
     <w:basedOn w:val="Normal"/>
     <w:next w:val="BodyText"/>
-    <w:link w:val="TitleChar"/>
-    <w:uiPriority w:val="10"/>
     <w:qFormat/>
-    <w:rsid w:val="00A10FD9"/>
     <w:pPr>
-      <w:spacing w:after="80" w:line="240" w:lineRule="auto"/>
-      <w:contextualSpacing/>
+      <w:keepNext/>
+      <w:keepLines/>
+      <w:spacing w:after="240" w:before="480"/>
       <w:jc w:val="center"/>
     </w:pPr>
     <w:rPr>
       <w:rFonts w:asciiTheme="majorHAnsi" w:cstheme="majorBidi" w:eastAsiaTheme="majorEastAsia" w:hAnsiTheme="majorHAnsi"/>
-      <w:sz w:val="56"/>
-      <w:szCs w:val="56"/>
-    </w:rPr>
-  </w:style>
-  <w:style w:customStyle="1" w:styleId="TitleChar" w:type="character">
-    <w:name w:val="Title Char"/>
-    <w:basedOn w:val="DefaultParagraphFont"/>
-    <w:link w:val="Title"/>
-    <w:uiPriority w:val="10"/>
-    <w:rsid w:val="00A10FD9"/>
-    <w:rPr>
-      <w:rFonts w:asciiTheme="majorHAnsi" w:cstheme="majorBidi" w:eastAsiaTheme="majorEastAsia" w:hAnsiTheme="majorHAnsi"/>
-      <w:sz w:val="56"/>
-      <w:szCs w:val="56"/>
+      <w:b/>
+      <w:bCs/>
+      <w:color w:themeColor="accent1" w:themeShade="B5" w:val="345A8A"/>
+      <w:sz w:val="36"/>
+      <w:szCs w:val="36"/>
     </w:rPr>
   </w:style>
   <w:style w:styleId="Subtitle" w:type="paragraph">
     <w:name w:val="Subtitle"/>
-    <w:basedOn w:val="Title"/>
-    <w:next w:val="BodyText"/>
-    <w:link w:val="SubtitleChar"/>
-    <w:uiPriority w:val="11"/>
-    <w:qFormat/>
-    <w:rsid w:val="00A10FD9"/>
-    <w:pPr>
-      <w:numPr>
-        <w:ilvl w:val="1"/>
-      </w:numPr>
-    </w:pPr>
-    <w:rPr>
-      <w:rFonts w:cstheme="majorBidi" w:eastAsiaTheme="majorEastAsia"/>
-      <w:spacing w:val="15"/>
-      <w:sz w:val="28"/>
-      <w:szCs w:val="28"/>
-    </w:rPr>
-  </w:style>
-  <w:style w:customStyle="1" w:styleId="SubtitleChar" w:type="character">
-    <w:name w:val="Subtitle Char"/>
-    <w:basedOn w:val="DefaultParagraphFont"/>
-    <w:link w:val="Subtitle"/>
-    <w:uiPriority w:val="11"/>
-    <w:rsid w:val="00A10FD9"/>
-    <w:rPr>
-      <w:rFonts w:cstheme="majorBidi" w:eastAsiaTheme="majorEastAsia"/>
-      <w:color w:themeColor="text1" w:themeTint="A6" w:val="595959"/>
-      <w:spacing w:val="15"/>
-      <w:sz w:val="28"/>
-      <w:szCs w:val="28"/>
-    </w:rPr>
-  </w:style>
-  <w:style w:customStyle="1" w:styleId="Author" w:type="paragraph">
-    <w:name w:val="Author"/>
     <w:basedOn w:val="Title"/>
     <w:next w:val="BodyText"/>
     <w:qFormat/>
     <w:pPr>
       <w:keepNext/>
       <w:keepLines/>
+      <w:spacing w:after="240" w:before="240"/>
+      <w:jc w:val="center"/>
     </w:pPr>
     <w:rPr>
-      <w:sz w:val="24"/>
-      <w:szCs w:val="24"/>
+      <w:sz w:val="30"/>
+      <w:szCs w:val="30"/>
     </w:rPr>
   </w:style>
-  <w:style w:styleId="Date" w:type="paragraph">
-    <w:name w:val="Date"/>
-    <w:basedOn w:val="Title"/>
+  <w:style w:customStyle="1" w:styleId="Author" w:type="paragraph">
+    <w:name w:val="Author"/>
     <w:next w:val="BodyText"/>
     <w:qFormat/>
     <w:pPr>
       <w:keepNext/>
       <w:keepLines/>
+      <w:jc w:val="center"/>
     </w:pPr>
-    <w:rPr>
-      <w:sz w:val="24"/>
-      <w:szCs w:val="24"/>
-    </w:rPr>
+  </w:style>
+  <w:style w:styleId="Date" w:type="paragraph">
+    <w:name w:val="Date"/>
+    <w:next w:val="BodyText"/>
+    <w:qFormat/>
+    <w:pPr>
+      <w:keepNext/>
+      <w:keepLines/>
+      <w:jc w:val="center"/>
+    </w:pPr>
   </w:style>
   <w:style w:customStyle="1" w:styleId="AbstractTitle" w:type="paragraph">
     <w:name w:val="Abstract Title"/>
@@ -4190,13 +4703,15 @@
     <w:pPr>
       <w:keepNext/>
       <w:keepLines/>
+      <w:jc w:val="center"/>
       <w:spacing w:after="0" w:before="300"/>
-      <w:jc w:val="center"/>
     </w:pPr>
     <w:rPr>
-      <w:b/>
       <w:sz w:val="20"/>
       <w:szCs w:val="20"/>
+      <w:b/>
+      <w:color w:val="345A8A"/>
+      &gt;
     </w:rPr>
   </w:style>
   <w:style w:customStyle="1" w:styleId="Abstract" w:type="paragraph">
@@ -4223,321 +4738,191 @@
     <w:rPr/>
   </w:style>
   <w:style w:styleId="Heading1" w:type="paragraph">
-    <w:name w:val="heading 1"/>
+    <w:name w:val="Heading 1"/>
     <w:basedOn w:val="Normal"/>
     <w:next w:val="BodyText"/>
-    <w:link w:val="Heading1Char"/>
     <w:uiPriority w:val="9"/>
     <w:qFormat/>
-    <w:rsid w:val="00A10FD9"/>
     <w:pPr>
       <w:keepNext/>
       <w:keepLines/>
-      <w:spacing w:after="80" w:before="360"/>
+      <w:spacing w:after="0" w:before="480"/>
       <w:outlineLvl w:val="0"/>
     </w:pPr>
     <w:rPr>
       <w:rFonts w:asciiTheme="majorHAnsi" w:cstheme="majorBidi" w:eastAsiaTheme="majorEastAsia" w:hAnsiTheme="majorHAnsi"/>
-      <w:color w:themeColor="accent1" w:themeShade="BF" w:val="0F4761"/>
-      <w:sz w:val="40"/>
-      <w:szCs w:val="40"/>
+      <w:b/>
+      <w:bCs/>
+      <w:color w:themeColor="accent1" w:val="4F81BD"/>
+      <w:sz w:val="32"/>
+      <w:szCs w:val="32"/>
     </w:rPr>
   </w:style>
   <w:style w:styleId="Heading2" w:type="paragraph">
-    <w:name w:val="heading 2"/>
+    <w:name w:val="Heading 2"/>
     <w:basedOn w:val="Normal"/>
     <w:next w:val="BodyText"/>
-    <w:link w:val="Heading2Char"/>
     <w:uiPriority w:val="9"/>
-    <w:semiHidden/>
     <w:unhideWhenUsed/>
     <w:qFormat/>
-    <w:rsid w:val="00A10FD9"/>
     <w:pPr>
       <w:keepNext/>
       <w:keepLines/>
-      <w:spacing w:after="80" w:before="160"/>
+      <w:spacing w:after="0" w:before="200"/>
       <w:outlineLvl w:val="1"/>
     </w:pPr>
     <w:rPr>
       <w:rFonts w:asciiTheme="majorHAnsi" w:cstheme="majorBidi" w:eastAsiaTheme="majorEastAsia" w:hAnsiTheme="majorHAnsi"/>
-      <w:color w:themeColor="accent1" w:themeShade="BF" w:val="0F4761"/>
-      <w:sz w:val="32"/>
-      <w:szCs w:val="32"/>
+      <w:b/>
+      <w:bCs/>
+      <w:color w:themeColor="accent1" w:val="4F81BD"/>
+      <w:sz w:val="28"/>
+      <w:szCs w:val="28"/>
     </w:rPr>
   </w:style>
   <w:style w:styleId="Heading3" w:type="paragraph">
-    <w:name w:val="heading 3"/>
+    <w:name w:val="Heading 3"/>
     <w:basedOn w:val="Normal"/>
     <w:next w:val="BodyText"/>
-    <w:link w:val="Heading3Char"/>
     <w:uiPriority w:val="9"/>
-    <w:semiHidden/>
     <w:unhideWhenUsed/>
     <w:qFormat/>
-    <w:rsid w:val="00A10FD9"/>
     <w:pPr>
       <w:keepNext/>
       <w:keepLines/>
-      <w:spacing w:after="80" w:before="160"/>
+      <w:spacing w:after="0" w:before="200"/>
       <w:outlineLvl w:val="2"/>
     </w:pPr>
     <w:rPr>
-      <w:rFonts w:cstheme="majorBidi" w:eastAsiaTheme="majorEastAsia"/>
-      <w:color w:themeColor="accent1" w:themeShade="BF" w:val="0F4761"/>
-      <w:sz w:val="28"/>
-      <w:szCs w:val="28"/>
+      <w:rFonts w:asciiTheme="majorHAnsi" w:cstheme="majorBidi" w:eastAsiaTheme="majorEastAsia" w:hAnsiTheme="majorHAnsi"/>
+      <w:b/>
+      <w:bCs/>
+      <w:color w:themeColor="accent1" w:val="4F81BD"/>
+      <w:sz w:val="24"/>
+      <w:szCs w:val="24"/>
     </w:rPr>
   </w:style>
   <w:style w:styleId="Heading4" w:type="paragraph">
-    <w:name w:val="heading 4"/>
+    <w:name w:val="Heading 4"/>
     <w:basedOn w:val="Normal"/>
     <w:next w:val="BodyText"/>
-    <w:link w:val="Heading4Char"/>
     <w:uiPriority w:val="9"/>
-    <w:semiHidden/>
     <w:unhideWhenUsed/>
     <w:qFormat/>
-    <w:rsid w:val="00A10FD9"/>
     <w:pPr>
       <w:keepNext/>
       <w:keepLines/>
-      <w:spacing w:after="40" w:before="80"/>
+      <w:spacing w:after="0" w:before="200"/>
       <w:outlineLvl w:val="3"/>
     </w:pPr>
     <w:rPr>
-      <w:rFonts w:cstheme="majorBidi" w:eastAsiaTheme="majorEastAsia"/>
+      <w:rFonts w:asciiTheme="majorHAnsi" w:cstheme="majorBidi" w:eastAsiaTheme="majorEastAsia" w:hAnsiTheme="majorHAnsi"/>
       <w:i/>
-      <w:iCs/>
-      <w:color w:themeColor="accent1" w:themeShade="BF" w:val="0F4761"/>
+      <w:bCs/>
+      <w:color w:themeColor="accent1" w:val="4F81BD"/>
+      <w:sz w:val="24"/>
+      <w:szCs w:val="24"/>
     </w:rPr>
   </w:style>
   <w:style w:styleId="Heading5" w:type="paragraph">
-    <w:name w:val="heading 5"/>
+    <w:name w:val="Heading 5"/>
     <w:basedOn w:val="Normal"/>
     <w:next w:val="BodyText"/>
-    <w:link w:val="Heading5Char"/>
     <w:uiPriority w:val="9"/>
-    <w:semiHidden/>
     <w:unhideWhenUsed/>
     <w:qFormat/>
-    <w:rsid w:val="00A10FD9"/>
     <w:pPr>
       <w:keepNext/>
       <w:keepLines/>
-      <w:spacing w:after="40" w:before="80"/>
+      <w:spacing w:after="0" w:before="200"/>
       <w:outlineLvl w:val="4"/>
     </w:pPr>
     <w:rPr>
-      <w:rFonts w:cstheme="majorBidi" w:eastAsiaTheme="majorEastAsia"/>
-      <w:color w:themeColor="accent1" w:themeShade="BF" w:val="0F4761"/>
+      <w:rFonts w:asciiTheme="majorHAnsi" w:cstheme="majorBidi" w:eastAsiaTheme="majorEastAsia" w:hAnsiTheme="majorHAnsi"/>
+      <w:iCs/>
+      <w:color w:themeColor="accent1" w:val="4F81BD"/>
+      <w:sz w:val="24"/>
+      <w:szCs w:val="24"/>
     </w:rPr>
   </w:style>
   <w:style w:styleId="Heading6" w:type="paragraph">
-    <w:name w:val="heading 6"/>
+    <w:name w:val="Heading 6"/>
     <w:basedOn w:val="Normal"/>
     <w:next w:val="BodyText"/>
-    <w:link w:val="Heading6Char"/>
     <w:uiPriority w:val="9"/>
-    <w:semiHidden/>
     <w:unhideWhenUsed/>
     <w:qFormat/>
-    <w:rsid w:val="00A10FD9"/>
     <w:pPr>
       <w:keepNext/>
       <w:keepLines/>
-      <w:spacing w:after="0" w:before="40"/>
+      <w:spacing w:after="0" w:before="200"/>
       <w:outlineLvl w:val="5"/>
     </w:pPr>
     <w:rPr>
-      <w:rFonts w:cstheme="majorBidi" w:eastAsiaTheme="majorEastAsia"/>
-      <w:i/>
-      <w:iCs/>
-      <w:color w:themeColor="text1" w:themeTint="A6" w:val="595959"/>
+      <w:rFonts w:asciiTheme="majorHAnsi" w:cstheme="majorBidi" w:eastAsiaTheme="majorEastAsia" w:hAnsiTheme="majorHAnsi"/>
+      <w:color w:themeColor="accent1" w:val="4F81BD"/>
+      <w:sz w:val="24"/>
+      <w:szCs w:val="24"/>
     </w:rPr>
   </w:style>
   <w:style w:styleId="Heading7" w:type="paragraph">
-    <w:name w:val="heading 7"/>
+    <w:name w:val="Heading 7"/>
     <w:basedOn w:val="Normal"/>
     <w:next w:val="BodyText"/>
-    <w:link w:val="Heading7Char"/>
     <w:uiPriority w:val="9"/>
-    <w:semiHidden/>
     <w:unhideWhenUsed/>
     <w:qFormat/>
-    <w:rsid w:val="00A10FD9"/>
     <w:pPr>
       <w:keepNext/>
       <w:keepLines/>
-      <w:spacing w:after="0" w:before="40"/>
+      <w:spacing w:after="0" w:before="200"/>
       <w:outlineLvl w:val="6"/>
     </w:pPr>
     <w:rPr>
-      <w:rFonts w:cstheme="majorBidi" w:eastAsiaTheme="majorEastAsia"/>
-      <w:color w:themeColor="text1" w:themeTint="A6" w:val="595959"/>
+      <w:rFonts w:asciiTheme="majorHAnsi" w:cstheme="majorBidi" w:eastAsiaTheme="majorEastAsia" w:hAnsiTheme="majorHAnsi"/>
+      <w:color w:themeColor="accent1" w:val="4F81BD"/>
+      <w:sz w:val="24"/>
+      <w:szCs w:val="24"/>
     </w:rPr>
   </w:style>
   <w:style w:styleId="Heading8" w:type="paragraph">
-    <w:name w:val="heading 8"/>
+    <w:name w:val="Heading 8"/>
     <w:basedOn w:val="Normal"/>
     <w:next w:val="BodyText"/>
-    <w:link w:val="Heading8Char"/>
     <w:uiPriority w:val="9"/>
-    <w:semiHidden/>
     <w:unhideWhenUsed/>
     <w:qFormat/>
-    <w:rsid w:val="00A10FD9"/>
     <w:pPr>
       <w:keepNext/>
       <w:keepLines/>
-      <w:spacing w:after="0"/>
+      <w:spacing w:after="0" w:before="200"/>
       <w:outlineLvl w:val="7"/>
     </w:pPr>
     <w:rPr>
-      <w:rFonts w:cstheme="majorBidi" w:eastAsiaTheme="majorEastAsia"/>
-      <w:i/>
-      <w:iCs/>
-      <w:color w:themeColor="text1" w:themeTint="D8" w:val="272727"/>
+      <w:rFonts w:asciiTheme="majorHAnsi" w:cstheme="majorBidi" w:eastAsiaTheme="majorEastAsia" w:hAnsiTheme="majorHAnsi"/>
+      <w:color w:themeColor="accent1" w:val="4F81BD"/>
+      <w:sz w:val="24"/>
+      <w:szCs w:val="24"/>
     </w:rPr>
   </w:style>
   <w:style w:styleId="Heading9" w:type="paragraph">
-    <w:name w:val="heading 9"/>
+    <w:name w:val="Heading 9"/>
     <w:basedOn w:val="Normal"/>
     <w:next w:val="BodyText"/>
-    <w:link w:val="Heading9Char"/>
     <w:uiPriority w:val="9"/>
-    <w:semiHidden/>
     <w:unhideWhenUsed/>
     <w:qFormat/>
-    <w:rsid w:val="00A10FD9"/>
     <w:pPr>
       <w:keepNext/>
       <w:keepLines/>
-      <w:spacing w:after="0"/>
+      <w:spacing w:after="0" w:before="200"/>
       <w:outlineLvl w:val="8"/>
     </w:pPr>
     <w:rPr>
-      <w:rFonts w:cstheme="majorBidi" w:eastAsiaTheme="majorEastAsia"/>
-      <w:color w:themeColor="text1" w:themeTint="D8" w:val="272727"/>
-    </w:rPr>
-  </w:style>
-  <w:style w:customStyle="1" w:styleId="Heading1Char" w:type="character">
-    <w:name w:val="Heading 1 Char"/>
-    <w:basedOn w:val="DefaultParagraphFont"/>
-    <w:link w:val="Heading1"/>
-    <w:uiPriority w:val="9"/>
-    <w:rsid w:val="00A10FD9"/>
-    <w:rPr>
       <w:rFonts w:asciiTheme="majorHAnsi" w:cstheme="majorBidi" w:eastAsiaTheme="majorEastAsia" w:hAnsiTheme="majorHAnsi"/>
-      <w:color w:themeColor="accent1" w:themeShade="BF" w:val="0F4761"/>
-      <w:sz w:val="40"/>
-      <w:szCs w:val="40"/>
-    </w:rPr>
-  </w:style>
-  <w:style w:customStyle="1" w:styleId="Heading2Char" w:type="character">
-    <w:name w:val="Heading 2 Char"/>
-    <w:basedOn w:val="DefaultParagraphFont"/>
-    <w:link w:val="Heading2"/>
-    <w:uiPriority w:val="9"/>
-    <w:semiHidden/>
-    <w:rsid w:val="00A10FD9"/>
-    <w:rPr>
-      <w:rFonts w:asciiTheme="majorHAnsi" w:cstheme="majorBidi" w:eastAsiaTheme="majorEastAsia" w:hAnsiTheme="majorHAnsi"/>
-      <w:color w:themeColor="accent1" w:themeShade="BF" w:val="0F4761"/>
-      <w:sz w:val="32"/>
-      <w:szCs w:val="32"/>
-    </w:rPr>
-  </w:style>
-  <w:style w:customStyle="1" w:styleId="Heading3Char" w:type="character">
-    <w:name w:val="Heading 3 Char"/>
-    <w:basedOn w:val="DefaultParagraphFont"/>
-    <w:link w:val="Heading3"/>
-    <w:uiPriority w:val="9"/>
-    <w:semiHidden/>
-    <w:rsid w:val="00A10FD9"/>
-    <w:rPr>
-      <w:rFonts w:cstheme="majorBidi" w:eastAsiaTheme="majorEastAsia"/>
-      <w:color w:themeColor="accent1" w:themeShade="BF" w:val="0F4761"/>
-      <w:sz w:val="28"/>
-      <w:szCs w:val="28"/>
-    </w:rPr>
-  </w:style>
-  <w:style w:customStyle="1" w:styleId="Heading4Char" w:type="character">
-    <w:name w:val="Heading 4 Char"/>
-    <w:basedOn w:val="DefaultParagraphFont"/>
-    <w:link w:val="Heading4"/>
-    <w:uiPriority w:val="9"/>
-    <w:semiHidden/>
-    <w:rsid w:val="00A10FD9"/>
-    <w:rPr>
-      <w:rFonts w:cstheme="majorBidi" w:eastAsiaTheme="majorEastAsia"/>
-      <w:i/>
-      <w:iCs/>
-      <w:color w:themeColor="accent1" w:themeShade="BF" w:val="0F4761"/>
-    </w:rPr>
-  </w:style>
-  <w:style w:customStyle="1" w:styleId="Heading5Char" w:type="character">
-    <w:name w:val="Heading 5 Char"/>
-    <w:basedOn w:val="DefaultParagraphFont"/>
-    <w:link w:val="Heading5"/>
-    <w:uiPriority w:val="9"/>
-    <w:semiHidden/>
-    <w:rsid w:val="00A10FD9"/>
-    <w:rPr>
-      <w:rFonts w:cstheme="majorBidi" w:eastAsiaTheme="majorEastAsia"/>
-      <w:color w:themeColor="accent1" w:themeShade="BF" w:val="0F4761"/>
-    </w:rPr>
-  </w:style>
-  <w:style w:customStyle="1" w:styleId="Heading6Char" w:type="character">
-    <w:name w:val="Heading 6 Char"/>
-    <w:basedOn w:val="DefaultParagraphFont"/>
-    <w:link w:val="Heading6"/>
-    <w:uiPriority w:val="9"/>
-    <w:semiHidden/>
-    <w:rsid w:val="00A10FD9"/>
-    <w:rPr>
-      <w:rFonts w:cstheme="majorBidi" w:eastAsiaTheme="majorEastAsia"/>
-      <w:i/>
-      <w:iCs/>
-      <w:color w:themeColor="text1" w:themeTint="A6" w:val="595959"/>
-    </w:rPr>
-  </w:style>
-  <w:style w:customStyle="1" w:styleId="Heading7Char" w:type="character">
-    <w:name w:val="Heading 7 Char"/>
-    <w:basedOn w:val="DefaultParagraphFont"/>
-    <w:link w:val="Heading7"/>
-    <w:uiPriority w:val="9"/>
-    <w:semiHidden/>
-    <w:rsid w:val="00A10FD9"/>
-    <w:rPr>
-      <w:rFonts w:cstheme="majorBidi" w:eastAsiaTheme="majorEastAsia"/>
-      <w:color w:themeColor="text1" w:themeTint="A6" w:val="595959"/>
-    </w:rPr>
-  </w:style>
-  <w:style w:customStyle="1" w:styleId="Heading8Char" w:type="character">
-    <w:name w:val="Heading 8 Char"/>
-    <w:basedOn w:val="DefaultParagraphFont"/>
-    <w:link w:val="Heading8"/>
-    <w:uiPriority w:val="9"/>
-    <w:semiHidden/>
-    <w:rsid w:val="00A10FD9"/>
-    <w:rPr>
-      <w:rFonts w:cstheme="majorBidi" w:eastAsiaTheme="majorEastAsia"/>
-      <w:i/>
-      <w:iCs/>
-      <w:color w:themeColor="text1" w:themeTint="D8" w:val="272727"/>
-    </w:rPr>
-  </w:style>
-  <w:style w:customStyle="1" w:styleId="Heading9Char" w:type="character">
-    <w:name w:val="Heading 9 Char"/>
-    <w:basedOn w:val="DefaultParagraphFont"/>
-    <w:link w:val="Heading9"/>
-    <w:uiPriority w:val="9"/>
-    <w:semiHidden/>
-    <w:rsid w:val="00A10FD9"/>
-    <w:rPr>
-      <w:rFonts w:cstheme="majorBidi" w:eastAsiaTheme="majorEastAsia"/>
-      <w:color w:themeColor="text1" w:themeTint="D8" w:val="272727"/>
+      <w:color w:themeColor="accent1" w:val="4F81BD"/>
+      <w:sz w:val="24"/>
+      <w:szCs w:val="24"/>
     </w:rPr>
   </w:style>
   <w:style w:styleId="BlockText" w:type="paragraph">
@@ -4559,18 +4944,6 @@
     <w:uiPriority w:val="9"/>
     <w:unhideWhenUsed/>
     <w:qFormat/>
-  </w:style>
-  <w:style w:styleId="FootnoteBlockText" w:type="paragraph">
-    <w:name w:val="Footnote Block Text"/>
-    <w:basedOn w:val="FootnoteText"/>
-    <w:next w:val="FootnoteText"/>
-    <w:uiPriority w:val="9"/>
-    <w:unhideWhenUsed/>
-    <w:qFormat/>
-    <w:pPr>
-      <w:spacing w:after="100" w:before="100"/>
-      <w:ind w:firstLine="0" w:left="480" w:right="480"/>
-    </w:pPr>
   </w:style>
   <w:style w:default="1" w:styleId="DefaultParagraphFont" w:type="character">
     <w:name w:val="Default Paragraph Font"/>
@@ -4601,10 +4974,10 @@
         <w:jc w:val="left"/>
       </w:trPr>
       <w:tcPr>
+        <w:vAlign w:val="bottom"/>
         <w:tcBorders>
           <w:bottom w:val="single"/>
         </w:tcBorders>
-        <w:vAlign w:val="bottom"/>
       </w:tcPr>
     </w:tblStylePr>
   </w:style>
@@ -4719,8 +5092,8 @@
     <w:name w:val="KeywordTok"/>
     <w:basedOn w:val="VerbatimChar"/>
     <w:rPr>
+      <w:color w:val="007020"/>
       <w:b/>
-      <w:color w:val="007020"/>
     </w:rPr>
   </w:style>
   <w:style w:type="character" w:customStyle="1" w:styleId="DataTypeTok">
@@ -4797,42 +5170,42 @@
     <w:name w:val="ImportTok"/>
     <w:basedOn w:val="VerbatimChar"/>
     <w:rPr>
+      <w:color w:val="008000"/>
       <w:b/>
-      <w:color w:val="008000"/>
     </w:rPr>
   </w:style>
   <w:style w:type="character" w:customStyle="1" w:styleId="CommentTok">
     <w:name w:val="CommentTok"/>
     <w:basedOn w:val="VerbatimChar"/>
     <w:rPr>
+      <w:color w:val="60a0b0"/>
       <w:i/>
-      <w:color w:val="60a0b0"/>
     </w:rPr>
   </w:style>
   <w:style w:type="character" w:customStyle="1" w:styleId="DocumentationTok">
     <w:name w:val="DocumentationTok"/>
     <w:basedOn w:val="VerbatimChar"/>
     <w:rPr>
+      <w:color w:val="ba2121"/>
       <w:i/>
-      <w:color w:val="ba2121"/>
     </w:rPr>
   </w:style>
   <w:style w:type="character" w:customStyle="1" w:styleId="AnnotationTok">
     <w:name w:val="AnnotationTok"/>
     <w:basedOn w:val="VerbatimChar"/>
     <w:rPr>
+      <w:color w:val="60a0b0"/>
       <w:b/>
       <w:i/>
-      <w:color w:val="60a0b0"/>
     </w:rPr>
   </w:style>
   <w:style w:type="character" w:customStyle="1" w:styleId="CommentVarTok">
     <w:name w:val="CommentVarTok"/>
     <w:basedOn w:val="VerbatimChar"/>
     <w:rPr>
+      <w:color w:val="60a0b0"/>
       <w:b/>
       <w:i/>
-      <w:color w:val="60a0b0"/>
     </w:rPr>
   </w:style>
   <w:style w:type="character" w:customStyle="1" w:styleId="OtherTok">
@@ -4860,8 +5233,8 @@
     <w:name w:val="ControlFlowTok"/>
     <w:basedOn w:val="VerbatimChar"/>
     <w:rPr>
+      <w:color w:val="007020"/>
       <w:b/>
-      <w:color w:val="007020"/>
     </w:rPr>
   </w:style>
   <w:style w:type="character" w:customStyle="1" w:styleId="OperatorTok">
@@ -4906,34 +5279,34 @@
     <w:name w:val="InformationTok"/>
     <w:basedOn w:val="VerbatimChar"/>
     <w:rPr>
+      <w:color w:val="60a0b0"/>
       <w:b/>
       <w:i/>
-      <w:color w:val="60a0b0"/>
     </w:rPr>
   </w:style>
   <w:style w:type="character" w:customStyle="1" w:styleId="WarningTok">
     <w:name w:val="WarningTok"/>
     <w:basedOn w:val="VerbatimChar"/>
     <w:rPr>
+      <w:color w:val="60a0b0"/>
       <w:b/>
       <w:i/>
-      <w:color w:val="60a0b0"/>
     </w:rPr>
   </w:style>
   <w:style w:type="character" w:customStyle="1" w:styleId="AlertTok">
     <w:name w:val="AlertTok"/>
     <w:basedOn w:val="VerbatimChar"/>
     <w:rPr>
+      <w:color w:val="ff0000"/>
       <w:b/>
-      <w:color w:val="ff0000"/>
     </w:rPr>
   </w:style>
   <w:style w:type="character" w:customStyle="1" w:styleId="ErrorTok">
     <w:name w:val="ErrorTok"/>
     <w:basedOn w:val="VerbatimChar"/>
     <w:rPr>
+      <w:color w:val="ff0000"/>
       <w:b/>
-      <w:color w:val="ff0000"/>
     </w:rPr>
   </w:style>
   <w:style w:type="character" w:customStyle="1" w:styleId="NormalTok">
@@ -4955,44 +5328,44 @@
         <a:sysClr val="window" lastClr="FFFFFF"/>
       </a:lt1>
       <a:dk2>
-        <a:srgbClr val="0E2841"/>
+        <a:srgbClr val="1F497D"/>
       </a:dk2>
       <a:lt2>
-        <a:srgbClr val="E8E8E8"/>
+        <a:srgbClr val="EEECE1"/>
       </a:lt2>
       <a:accent1>
-        <a:srgbClr val="156082"/>
+        <a:srgbClr val="4F81BD"/>
       </a:accent1>
       <a:accent2>
-        <a:srgbClr val="E97132"/>
+        <a:srgbClr val="C0504D"/>
       </a:accent2>
       <a:accent3>
-        <a:srgbClr val="196B24"/>
+        <a:srgbClr val="9BBB59"/>
       </a:accent3>
       <a:accent4>
-        <a:srgbClr val="0F9ED5"/>
+        <a:srgbClr val="8064A2"/>
       </a:accent4>
       <a:accent5>
-        <a:srgbClr val="A02B93"/>
+        <a:srgbClr val="4BACC6"/>
       </a:accent5>
       <a:accent6>
-        <a:srgbClr val="4EA72E"/>
+        <a:srgbClr val="F79646"/>
       </a:accent6>
       <a:hlink>
-        <a:srgbClr val="467886"/>
+        <a:srgbClr val="0000FF"/>
       </a:hlink>
       <a:folHlink>
-        <a:srgbClr val="96607D"/>
+        <a:srgbClr val="800080"/>
       </a:folHlink>
     </a:clrScheme>
     <a:fontScheme name="Office">
       <a:majorFont>
-        <a:latin typeface="Aptos Display" panose="02110004020202020204"/>
+        <a:latin typeface="Calibri"/>
         <a:ea typeface=""/>
         <a:cs typeface=""/>
-        <a:font script="Jpan" typeface="游ゴシック Light"/>
+        <a:font script="Jpan" typeface="ＭＳ ゴシック"/>
         <a:font script="Hang" typeface="맑은 고딕"/>
-        <a:font script="Hans" typeface="等线 Light"/>
+        <a:font script="Hans" typeface="宋体"/>
         <a:font script="Hant" typeface="新細明體"/>
         <a:font script="Arab" typeface="Times New Roman"/>
         <a:font script="Hebr" typeface="Times New Roman"/>
@@ -5019,32 +5392,14 @@
         <a:font script="Mong" typeface="Mongolian Baiti"/>
         <a:font script="Viet" typeface="Times New Roman"/>
         <a:font script="Uigh" typeface="Microsoft Uighur"/>
-        <a:font script="Geor" typeface="Sylfaen"/>
-        <a:font script="Armn" typeface="Arial"/>
-        <a:font script="Bugi" typeface="Leelawadee UI"/>
-        <a:font script="Bopo" typeface="Microsoft JhengHei"/>
-        <a:font script="Java" typeface="Javanese Text"/>
-        <a:font script="Lisu" typeface="Segoe UI"/>
-        <a:font script="Mymr" typeface="Myanmar Text"/>
-        <a:font script="Nkoo" typeface="Ebrima"/>
-        <a:font script="Olck" typeface="Nirmala UI"/>
-        <a:font script="Osma" typeface="Ebrima"/>
-        <a:font script="Phag" typeface="Phagspa"/>
-        <a:font script="Syrn" typeface="Estrangelo Edessa"/>
-        <a:font script="Syrj" typeface="Estrangelo Edessa"/>
-        <a:font script="Syre" typeface="Estrangelo Edessa"/>
-        <a:font script="Sora" typeface="Nirmala UI"/>
-        <a:font script="Tale" typeface="Microsoft Tai Le"/>
-        <a:font script="Talu" typeface="Microsoft New Tai Lue"/>
-        <a:font script="Tfng" typeface="Ebrima"/>
       </a:majorFont>
       <a:minorFont>
-        <a:latin typeface="Aptos" panose="02110004020202020204"/>
+        <a:latin typeface="Cambria"/>
         <a:ea typeface=""/>
         <a:cs typeface=""/>
-        <a:font script="Jpan" typeface="游明朝"/>
+        <a:font script="Jpan" typeface="ＭＳ 明朝"/>
         <a:font script="Hang" typeface="맑은 고딕"/>
-        <a:font script="Hans" typeface="等线"/>
+        <a:font script="Hans" typeface="宋体"/>
         <a:font script="Hant" typeface="新細明體"/>
         <a:font script="Arab" typeface="Arial"/>
         <a:font script="Hebr" typeface="Arial"/>
@@ -5071,24 +5426,6 @@
         <a:font script="Mong" typeface="Mongolian Baiti"/>
         <a:font script="Viet" typeface="Arial"/>
         <a:font script="Uigh" typeface="Microsoft Uighur"/>
-        <a:font script="Geor" typeface="Sylfaen"/>
-        <a:font script="Armn" typeface="Arial"/>
-        <a:font script="Bugi" typeface="Leelawadee UI"/>
-        <a:font script="Bopo" typeface="Microsoft JhengHei"/>
-        <a:font script="Java" typeface="Javanese Text"/>
-        <a:font script="Lisu" typeface="Segoe UI"/>
-        <a:font script="Mymr" typeface="Myanmar Text"/>
-        <a:font script="Nkoo" typeface="Ebrima"/>
-        <a:font script="Olck" typeface="Nirmala UI"/>
-        <a:font script="Osma" typeface="Ebrima"/>
-        <a:font script="Phag" typeface="Phagspa"/>
-        <a:font script="Syrn" typeface="Estrangelo Edessa"/>
-        <a:font script="Syrj" typeface="Estrangelo Edessa"/>
-        <a:font script="Syre" typeface="Estrangelo Edessa"/>
-        <a:font script="Sora" typeface="Nirmala UI"/>
-        <a:font script="Tale" typeface="Microsoft Tai Le"/>
-        <a:font script="Talu" typeface="Microsoft New Tai Lue"/>
-        <a:font script="Tfng" typeface="Ebrima"/>
       </a:minorFont>
     </a:fontScheme>
     <a:fmtScheme name="Office">
@@ -5100,141 +5437,200 @@
           <a:gsLst>
             <a:gs pos="0">
               <a:schemeClr val="phClr">
-                <a:lumMod val="110000"/>
-                <a:satMod val="105000"/>
-                <a:tint val="67000"/>
+                <a:tint val="50000"/>
+                <a:satMod val="300000"/>
               </a:schemeClr>
             </a:gs>
-            <a:gs pos="50000">
+            <a:gs pos="35000">
               <a:schemeClr val="phClr">
-                <a:lumMod val="105000"/>
-                <a:satMod val="103000"/>
-                <a:tint val="73000"/>
+                <a:tint val="37000"/>
+                <a:satMod val="300000"/>
               </a:schemeClr>
             </a:gs>
             <a:gs pos="100000">
               <a:schemeClr val="phClr">
-                <a:lumMod val="105000"/>
-                <a:satMod val="109000"/>
-                <a:tint val="81000"/>
+                <a:tint val="15000"/>
+                <a:satMod val="350000"/>
               </a:schemeClr>
             </a:gs>
           </a:gsLst>
-          <a:lin ang="5400000" scaled="0"/>
+          <a:lin ang="16200000" scaled="1"/>
         </a:gradFill>
         <a:gradFill rotWithShape="1">
           <a:gsLst>
             <a:gs pos="0">
               <a:schemeClr val="phClr">
-                <a:satMod val="103000"/>
-                <a:lumMod val="102000"/>
-                <a:tint val="94000"/>
-              </a:schemeClr>
-            </a:gs>
-            <a:gs pos="50000">
-              <a:schemeClr val="phClr">
-                <a:satMod val="110000"/>
-                <a:lumMod val="100000"/>
+                <a:tint val="100000"/>
                 <a:shade val="100000"/>
+                <a:satMod val="130000"/>
               </a:schemeClr>
             </a:gs>
             <a:gs pos="100000">
               <a:schemeClr val="phClr">
-                <a:lumMod val="99000"/>
-                <a:satMod val="120000"/>
-                <a:shade val="78000"/>
+                <a:tint val="50000"/>
+                <a:shade val="100000"/>
+                <a:satMod val="350000"/>
               </a:schemeClr>
             </a:gs>
           </a:gsLst>
-          <a:lin ang="5400000" scaled="0"/>
+          <a:lin ang="16200000" scaled="0"/>
         </a:gradFill>
       </a:fillStyleLst>
       <a:lnStyleLst>
-        <a:ln w="6350" cap="flat" cmpd="sng" algn="ctr">
+        <a:ln w="9525" cap="flat" cmpd="sng" algn="ctr">
+          <a:solidFill>
+            <a:schemeClr val="phClr">
+              <a:shade val="95000"/>
+              <a:satMod val="105000"/>
+            </a:schemeClr>
+          </a:solidFill>
+          <a:prstDash val="solid"/>
+        </a:ln>
+        <a:ln w="25400" cap="flat" cmpd="sng" algn="ctr">
           <a:solidFill>
             <a:schemeClr val="phClr"/>
           </a:solidFill>
           <a:prstDash val="solid"/>
-          <a:miter lim="800000"/>
         </a:ln>
-        <a:ln w="12700" cap="flat" cmpd="sng" algn="ctr">
+        <a:ln w="38100" cap="flat" cmpd="sng" algn="ctr">
           <a:solidFill>
             <a:schemeClr val="phClr"/>
           </a:solidFill>
           <a:prstDash val="solid"/>
-          <a:miter lim="800000"/>
-        </a:ln>
-        <a:ln w="19050" cap="flat" cmpd="sng" algn="ctr">
-          <a:solidFill>
-            <a:schemeClr val="phClr"/>
-          </a:solidFill>
-          <a:prstDash val="solid"/>
-          <a:miter lim="800000"/>
         </a:ln>
       </a:lnStyleLst>
       <a:effectStyleLst>
         <a:effectStyle>
-          <a:effectLst/>
-        </a:effectStyle>
-        <a:effectStyle>
-          <a:effectLst/>
+          <a:effectLst>
+            <a:outerShdw blurRad="40000" dist="20000" dir="5400000" rotWithShape="0">
+              <a:srgbClr val="000000">
+                <a:alpha val="38000"/>
+              </a:srgbClr>
+            </a:outerShdw>
+          </a:effectLst>
         </a:effectStyle>
         <a:effectStyle>
           <a:effectLst>
-            <a:outerShdw blurRad="57150" dist="19050" dir="5400000" algn="ctr" rotWithShape="0">
+            <a:outerShdw blurRad="40000" dist="23000" dir="5400000" rotWithShape="0">
               <a:srgbClr val="000000">
-                <a:alpha val="63000"/>
+                <a:alpha val="35000"/>
               </a:srgbClr>
             </a:outerShdw>
           </a:effectLst>
+        </a:effectStyle>
+        <a:effectStyle>
+          <a:effectLst>
+            <a:outerShdw blurRad="40000" dist="23000" dir="5400000" rotWithShape="0">
+              <a:srgbClr val="000000">
+                <a:alpha val="35000"/>
+              </a:srgbClr>
+            </a:outerShdw>
+          </a:effectLst>
+          <a:scene3d>
+            <a:camera prst="orthographicFront">
+              <a:rot lat="0" lon="0" rev="0"/>
+            </a:camera>
+            <a:lightRig rig="threePt" dir="t">
+              <a:rot lat="0" lon="0" rev="1200000"/>
+            </a:lightRig>
+          </a:scene3d>
+          <a:sp3d>
+            <a:bevelT w="63500" h="25400"/>
+          </a:sp3d>
         </a:effectStyle>
       </a:effectStyleLst>
       <a:bgFillStyleLst>
         <a:solidFill>
           <a:schemeClr val="phClr"/>
         </a:solidFill>
-        <a:solidFill>
-          <a:schemeClr val="phClr">
-            <a:tint val="95000"/>
-            <a:satMod val="170000"/>
-          </a:schemeClr>
-        </a:solidFill>
         <a:gradFill rotWithShape="1">
           <a:gsLst>
             <a:gs pos="0">
               <a:schemeClr val="phClr">
-                <a:tint val="93000"/>
-                <a:satMod val="150000"/>
-                <a:shade val="98000"/>
-                <a:lumMod val="102000"/>
+                <a:tint val="40000"/>
+                <a:satMod val="350000"/>
               </a:schemeClr>
             </a:gs>
-            <a:gs pos="50000">
+            <a:gs pos="40000">
               <a:schemeClr val="phClr">
-                <a:tint val="98000"/>
-                <a:satMod val="130000"/>
-                <a:shade val="90000"/>
-                <a:lumMod val="103000"/>
+                <a:tint val="45000"/>
+                <a:shade val="99000"/>
+                <a:satMod val="350000"/>
               </a:schemeClr>
             </a:gs>
             <a:gs pos="100000">
               <a:schemeClr val="phClr">
-                <a:shade val="63000"/>
-                <a:satMod val="120000"/>
+                <a:shade val="20000"/>
+                <a:satMod val="255000"/>
               </a:schemeClr>
             </a:gs>
           </a:gsLst>
-          <a:lin ang="5400000" scaled="0"/>
+          <a:path path="circle">
+            <a:fillToRect l="50000" t="-80000" r="50000" b="180000"/>
+          </a:path>
+        </a:gradFill>
+        <a:gradFill rotWithShape="1">
+          <a:gsLst>
+            <a:gs pos="0">
+              <a:schemeClr val="phClr">
+                <a:tint val="80000"/>
+                <a:satMod val="300000"/>
+              </a:schemeClr>
+            </a:gs>
+            <a:gs pos="100000">
+              <a:schemeClr val="phClr">
+                <a:shade val="30000"/>
+                <a:satMod val="200000"/>
+              </a:schemeClr>
+            </a:gs>
+          </a:gsLst>
+          <a:path path="circle">
+            <a:fillToRect l="50000" t="50000" r="50000" b="50000"/>
+          </a:path>
         </a:gradFill>
       </a:bgFillStyleLst>
     </a:fmtScheme>
   </a:themeElements>
-  <a:objectDefaults/>
+  <a:objectDefaults>
+    <a:spDef>
+      <a:spPr/>
+      <a:bodyPr/>
+      <a:lstStyle/>
+      <a:style>
+        <a:lnRef idx="1">
+          <a:schemeClr val="accent1"/>
+        </a:lnRef>
+        <a:fillRef idx="3">
+          <a:schemeClr val="accent1"/>
+        </a:fillRef>
+        <a:effectRef idx="2">
+          <a:schemeClr val="accent1"/>
+        </a:effectRef>
+        <a:fontRef idx="minor">
+          <a:schemeClr val="lt1"/>
+        </a:fontRef>
+      </a:style>
+    </a:spDef>
+    <a:lnDef>
+      <a:spPr/>
+      <a:bodyPr/>
+      <a:lstStyle/>
+      <a:style>
+        <a:lnRef idx="2">
+          <a:schemeClr val="accent1"/>
+        </a:lnRef>
+        <a:fillRef idx="0">
+          <a:schemeClr val="accent1"/>
+        </a:fillRef>
+        <a:effectRef idx="1">
+          <a:schemeClr val="accent1"/>
+        </a:effectRef>
+        <a:fontRef idx="minor">
+          <a:schemeClr val="tx1"/>
+        </a:fontRef>
+      </a:style>
+    </a:lnDef>
+  </a:objectDefaults>
   <a:extraClrSchemeLst/>
-  <a:extLst>
-    <a:ext uri="{05A4C25C-085E-4340-85A3-A5531E510DB2}">
-      <thm15:themeFamily xmlns:thm15="http://schemas.microsoft.com/office/thememl/2012/main" name="Office Theme" id="{2E142A2C-CD16-42D6-873A-C26D2A0506FA}" vid="{1BDDFF52-6CD6-40A5-AB3C-68EB2F1E4D0A}"/>
-    </a:ext>
-  </a:extLst>
 </a:theme>
 </file>